--- a/هفتم/هفتم - ۵/نمونه سوال فصل ۵ - 15 نمره.docx
+++ b/هفتم/هفتم - ۵/نمونه سوال فصل ۵ - 15 نمره.docx
@@ -1,6 +1,6 @@
 
 <file path=word/document.xml><?xml version="1.0" encoding="utf-8"?>
-<w:document xmlns:wpc="http://schemas.microsoft.com/office/word/2010/wordprocessingCanvas" xmlns:cx="http://schemas.microsoft.com/office/drawing/2014/chartex" xmlns:cx1="http://schemas.microsoft.com/office/drawing/2015/9/8/chartex" xmlns:mc="http://schemas.openxmlformats.org/markup-compatibility/2006" xmlns:o="urn:schemas-microsoft-com:office:office" xmlns:r="http://schemas.openxmlformats.org/officeDocument/2006/relationships" xmlns:m="http://schemas.openxmlformats.org/officeDocument/2006/math" xmlns:v="urn:schemas-microsoft-com:vml" xmlns:wp14="http://schemas.microsoft.com/office/word/2010/wordprocessingDrawing" xmlns:wp="http://schemas.openxmlformats.org/drawingml/2006/wordprocessingDrawing" xmlns:w10="urn:schemas-microsoft-com:office:word" xmlns:w="http://schemas.openxmlformats.org/wordprocessingml/2006/main" xmlns:w14="http://schemas.microsoft.com/office/word/2010/wordml" xmlns:w15="http://schemas.microsoft.com/office/word/2012/wordml" xmlns:w16se="http://schemas.microsoft.com/office/word/2015/wordml/symex" xmlns:wpg="http://schemas.microsoft.com/office/word/2010/wordprocessingGroup" xmlns:wpi="http://schemas.microsoft.com/office/word/2010/wordprocessingInk" xmlns:wne="http://schemas.microsoft.com/office/word/2006/wordml" xmlns:wps="http://schemas.microsoft.com/office/word/2010/wordprocessingShape" mc:Ignorable="w14 w15 w16se wp14">
+<w:document xmlns:wpc="http://schemas.microsoft.com/office/word/2010/wordprocessingCanvas" xmlns:cx="http://schemas.microsoft.com/office/drawing/2014/chartex" xmlns:cx1="http://schemas.microsoft.com/office/drawing/2015/9/8/chartex" xmlns:cx2="http://schemas.microsoft.com/office/drawing/2015/10/21/chartex" xmlns:cx3="http://schemas.microsoft.com/office/drawing/2016/5/9/chartex" xmlns:cx4="http://schemas.microsoft.com/office/drawing/2016/5/10/chartex" xmlns:cx5="http://schemas.microsoft.com/office/drawing/2016/5/11/chartex" xmlns:cx6="http://schemas.microsoft.com/office/drawing/2016/5/12/chartex" xmlns:cx7="http://schemas.microsoft.com/office/drawing/2016/5/13/chartex" xmlns:cx8="http://schemas.microsoft.com/office/drawing/2016/5/14/chartex" xmlns:mc="http://schemas.openxmlformats.org/markup-compatibility/2006" xmlns:aink="http://schemas.microsoft.com/office/drawing/2016/ink" xmlns:am3d="http://schemas.microsoft.com/office/drawing/2017/model3d" xmlns:o="urn:schemas-microsoft-com:office:office" xmlns:r="http://schemas.openxmlformats.org/officeDocument/2006/relationships" xmlns:m="http://schemas.openxmlformats.org/officeDocument/2006/math" xmlns:v="urn:schemas-microsoft-com:vml" xmlns:wp14="http://schemas.microsoft.com/office/word/2010/wordprocessingDrawing" xmlns:wp="http://schemas.openxmlformats.org/drawingml/2006/wordprocessingDrawing" xmlns:w10="urn:schemas-microsoft-com:office:word" xmlns:w="http://schemas.openxmlformats.org/wordprocessingml/2006/main" xmlns:w14="http://schemas.microsoft.com/office/word/2010/wordml" xmlns:w15="http://schemas.microsoft.com/office/word/2012/wordml" xmlns:w16cid="http://schemas.microsoft.com/office/word/2016/wordml/cid" xmlns:w16se="http://schemas.microsoft.com/office/word/2015/wordml/symex" xmlns:wpg="http://schemas.microsoft.com/office/word/2010/wordprocessingGroup" xmlns:wpi="http://schemas.microsoft.com/office/word/2010/wordprocessingInk" xmlns:wne="http://schemas.microsoft.com/office/word/2006/wordml" xmlns:wps="http://schemas.microsoft.com/office/word/2010/wordprocessingShape" mc:Ignorable="w14 w15 w16se w16cid wp14">
   <w:body>
     <w:tbl>
       <w:tblPr>
@@ -20,7 +20,7 @@
       </w:tblGrid>
       <w:tr>
         <w:trPr>
-          <w:trHeight w:val="680"/>
+          <w:trHeight w:val="558"/>
           <w:jc w:val="center"/>
         </w:trPr>
         <w:tc>
@@ -36,8 +36,6 @@
                 <w:rFonts w:cs="0 Nazanin Bold"/>
                 <w:b/>
                 <w:bCs/>
-                <w:sz w:val="28"/>
-                <w:szCs w:val="28"/>
                 <w:rtl/>
                 <w:lang w:bidi="fa-IR"/>
               </w:rPr>
@@ -47,8 +45,6 @@
                 <w:rFonts w:cs="0 Nazanin Bold"/>
                 <w:b/>
                 <w:bCs/>
-                <w:sz w:val="28"/>
-                <w:szCs w:val="28"/>
                 <w:rtl/>
                 <w:lang w:bidi="fa-IR"/>
               </w:rPr>
@@ -59,8 +55,6 @@
                 <w:rFonts w:cs="0 Nazanin Bold" w:hint="cs"/>
                 <w:b/>
                 <w:bCs/>
-                <w:sz w:val="28"/>
-                <w:szCs w:val="28"/>
                 <w:rtl/>
                 <w:lang w:bidi="fa-IR"/>
               </w:rPr>
@@ -71,8 +65,6 @@
                 <w:rFonts w:cs="0 Nazanin Bold"/>
                 <w:b/>
                 <w:bCs/>
-                <w:sz w:val="28"/>
-                <w:szCs w:val="28"/>
                 <w:rtl/>
                 <w:lang w:bidi="fa-IR"/>
               </w:rPr>
@@ -92,8 +84,6 @@
                 <w:rFonts w:cs="0 Nazanin Bold"/>
                 <w:b/>
                 <w:bCs/>
-                <w:sz w:val="28"/>
-                <w:szCs w:val="28"/>
                 <w:rtl/>
                 <w:lang w:bidi="fa-IR"/>
               </w:rPr>
@@ -103,8 +93,6 @@
                 <w:rFonts w:cs="0 Nazanin Bold" w:hint="cs"/>
                 <w:b/>
                 <w:bCs/>
-                <w:sz w:val="28"/>
-                <w:szCs w:val="28"/>
                 <w:rtl/>
                 <w:lang w:bidi="fa-IR"/>
               </w:rPr>
@@ -125,8 +113,6 @@
                 <w:rFonts w:cs="0 Nazanin Bold"/>
                 <w:b/>
                 <w:bCs/>
-                <w:sz w:val="28"/>
-                <w:szCs w:val="28"/>
                 <w:rtl/>
                 <w:lang w:bidi="fa-IR"/>
               </w:rPr>
@@ -136,8 +122,6 @@
                 <w:rFonts w:cs="0 Nazanin Bold"/>
                 <w:b/>
                 <w:bCs/>
-                <w:sz w:val="28"/>
-                <w:szCs w:val="28"/>
                 <w:rtl/>
                 <w:lang w:bidi="fa-IR"/>
               </w:rPr>
@@ -166,8 +150,8 @@
                 <w:rFonts w:cs="0 Nazanin Bold"/>
                 <w:b/>
                 <w:bCs/>
-                <w:sz w:val="28"/>
-                <w:szCs w:val="28"/>
+                <w:sz w:val="24"/>
+                <w:szCs w:val="24"/>
                 <w:rtl/>
               </w:rPr>
             </w:pPr>
@@ -185,22 +169,20 @@
                 <w:rFonts w:cs="0 Nazanin Bold"/>
                 <w:b/>
                 <w:bCs/>
-                <w:sz w:val="28"/>
-                <w:szCs w:val="28"/>
-                <w:rtl/>
-              </w:rPr>
-            </w:pPr>
-            <w:r>
-              <w:rPr>
-                <w:rFonts w:cs="0 Nazanin Bold" w:hint="cs"/>
-                <w:b/>
-                <w:bCs/>
-                <w:sz w:val="28"/>
-                <w:szCs w:val="28"/>
+                <w:rtl/>
+              </w:rPr>
+            </w:pPr>
+            <w:r>
+              <w:rPr>
+                <w:rFonts w:cs="0 Nazanin Bold" w:hint="cs"/>
+                <w:b/>
+                <w:bCs/>
                 <w:rtl/>
               </w:rPr>
               <w:t>درستی یا نادرستی عبارات زیر را مشخص کنید.</w:t>
             </w:r>
+            <w:bookmarkStart w:id="0" w:name="_GoBack"/>
+            <w:bookmarkEnd w:id="0"/>
           </w:p>
           <w:tbl>
             <w:tblPr>
@@ -212,8 +194,6 @@
             </w:tblPr>
             <w:tblGrid>
               <w:gridCol w:w="5978"/>
-              <w:gridCol w:w="850"/>
-              <w:gridCol w:w="709"/>
             </w:tblGrid>
             <w:tr>
               <w:tc>
@@ -223,13 +203,10 @@
                 </w:tcPr>
                 <w:p>
                   <w:pPr>
-                    <w:spacing w:line="276" w:lineRule="auto"/>
                     <w:rPr>
                       <w:rFonts w:cs="0 Nazanin Bold"/>
                       <w:b/>
                       <w:bCs/>
-                      <w:sz w:val="28"/>
-                      <w:szCs w:val="28"/>
                       <w:rtl/>
                     </w:rPr>
                   </w:pPr>
@@ -238,8 +215,6 @@
                       <w:rFonts w:cs="0 Nazanin Bold" w:hint="cs"/>
                       <w:b/>
                       <w:bCs/>
-                      <w:sz w:val="28"/>
-                      <w:szCs w:val="28"/>
                       <w:rtl/>
                     </w:rPr>
                     <w:t>الف)</w:t>
@@ -247,118 +222,9 @@
                   <w:r>
                     <w:rPr>
                       <w:rFonts w:ascii="Shabnam" w:hAnsi="Shabnam" w:cs="0 Nazanin Bold" w:hint="cs"/>
-                      <w:sz w:val="28"/>
-                      <w:szCs w:val="28"/>
                       <w:rtl/>
                     </w:rPr>
-                    <w:t xml:space="preserve"> </w:t>
-                  </w:r>
-                  <w:r>
-                    <w:rPr>
-                      <w:rFonts w:ascii="Shabnam" w:hAnsi="Shabnam" w:cs="0 Nazanin Bold" w:hint="cs"/>
-                      <w:sz w:val="28"/>
-                      <w:szCs w:val="28"/>
-                      <w:rtl/>
-                    </w:rPr>
-                    <w:t>فقط یک عدد  اول زوج وجود دارد</w:t>
-                  </w:r>
-                  <w:r>
-                    <w:rPr>
-                      <w:rFonts w:ascii="Shabnam" w:hAnsi="Shabnam" w:cs="0 Nazanin Bold" w:hint="cs"/>
-                      <w:sz w:val="28"/>
-                      <w:szCs w:val="28"/>
-                      <w:rtl/>
-                    </w:rPr>
-                    <w:t xml:space="preserve"> .</w:t>
-                  </w:r>
-                </w:p>
-              </w:tc>
-              <w:tc>
-                <w:tcPr>
-                  <w:tcW w:w="850" w:type="dxa"/>
-                  <w:shd w:val="clear" w:color="auto" w:fill="FFFFFF" w:themeFill="background1"/>
-                </w:tcPr>
-                <w:p>
-                  <w:pPr>
-                    <w:spacing w:line="276" w:lineRule="auto"/>
-                    <w:rPr>
-                      <w:rFonts w:cs="0 Nazanin Bold"/>
-                      <w:b/>
-                      <w:bCs/>
-                      <w:sz w:val="28"/>
-                      <w:szCs w:val="28"/>
-                      <w:rtl/>
-                    </w:rPr>
-                  </w:pPr>
-                  <w:r>
-                    <w:rPr>
-                      <w:rFonts w:asciiTheme="majorBidi" w:hAnsiTheme="majorBidi" w:cs="0 Nazanin Bold" w:hint="cs"/>
-                      <w:color w:val="000000" w:themeColor="text1"/>
-                      <w:sz w:val="28"/>
-                      <w:szCs w:val="28"/>
-                      <w:rtl/>
-                      <w:lang w:bidi="fa-IR"/>
-                    </w:rPr>
-                    <w:t>ص</w:t>
-                  </w:r>
-                  <w:r>
-                    <w:rPr>
-                      <w:rFonts w:asciiTheme="majorBidi" w:hAnsiTheme="majorBidi" w:cs="0 Nazanin Bold"/>
-                      <w:color w:val="000000" w:themeColor="text1"/>
-                      <w:sz w:val="28"/>
-                      <w:szCs w:val="28"/>
-                    </w:rPr>
-                    <w:sym w:font="Wingdings" w:char="F06D"/>
-                  </w:r>
-                </w:p>
-              </w:tc>
-              <w:tc>
-                <w:tcPr>
-                  <w:tcW w:w="709" w:type="dxa"/>
-                  <w:shd w:val="clear" w:color="auto" w:fill="FFFFFF" w:themeFill="background1"/>
-                </w:tcPr>
-                <w:p>
-                  <w:pPr>
-                    <w:spacing w:line="276" w:lineRule="auto"/>
-                    <w:rPr>
-                      <w:rFonts w:cs="0 Nazanin Bold"/>
-                      <w:b/>
-                      <w:bCs/>
-                      <w:sz w:val="28"/>
-                      <w:szCs w:val="28"/>
-                      <w:rtl/>
-                    </w:rPr>
-                  </w:pPr>
-                  <w:r>
-                    <w:rPr>
-                      <w:rFonts w:asciiTheme="majorBidi" w:hAnsiTheme="majorBidi" w:cs="0 Nazanin Bold" w:hint="cs"/>
-                      <w:color w:val="000000" w:themeColor="text1"/>
-                      <w:sz w:val="28"/>
-                      <w:szCs w:val="28"/>
-                      <w:rtl/>
-                      <w:lang w:bidi="fa-IR"/>
-                    </w:rPr>
-                    <w:t>غ</w:t>
-                  </w:r>
-                  <w:r>
-                    <w:rPr>
-                      <w:rFonts w:asciiTheme="majorBidi" w:hAnsiTheme="majorBidi" w:cs="0 Nazanin Bold"/>
-                      <w:color w:val="000000" w:themeColor="text1"/>
-                      <w:sz w:val="28"/>
-                      <w:szCs w:val="28"/>
-                    </w:rPr>
-                    <w:sym w:font="Wingdings" w:char="F06D"/>
-                  </w:r>
-                  <w:r>
-                    <w:rPr>
-                      <w:rFonts w:asciiTheme="majorBidi" w:hAnsiTheme="majorBidi" w:cs="0 Nazanin Bold" w:hint="cs"/>
-                      <w:color w:val="000000" w:themeColor="text1"/>
-                      <w:sz w:val="28"/>
-                      <w:szCs w:val="28"/>
-                      <w:rtl/>
-                      <w:lang w:bidi="fa-IR"/>
-                    </w:rPr>
-                    <w:t xml:space="preserve">   </w:t>
+                    <w:t xml:space="preserve"> فقط یک عدد  اول زوج وجود دارد .</w:t>
                   </w:r>
                 </w:p>
               </w:tc>
@@ -371,13 +237,10 @@
                 </w:tcPr>
                 <w:p>
                   <w:pPr>
-                    <w:spacing w:line="276" w:lineRule="auto"/>
                     <w:rPr>
                       <w:rFonts w:cs="0 Nazanin Bold"/>
                       <w:b/>
                       <w:bCs/>
-                      <w:sz w:val="28"/>
-                      <w:szCs w:val="28"/>
                       <w:rtl/>
                     </w:rPr>
                   </w:pPr>
@@ -386,122 +249,9 @@
                       <w:rFonts w:cs="0 Nazanin Bold" w:hint="cs"/>
                       <w:b/>
                       <w:bCs/>
-                      <w:sz w:val="28"/>
-                      <w:szCs w:val="28"/>
                       <w:rtl/>
                     </w:rPr>
-                    <w:t xml:space="preserve">ب)  </w:t>
-                  </w:r>
-                  <w:r>
-                    <w:rPr>
-                      <w:rFonts w:cs="0 Nazanin Bold" w:hint="cs"/>
-                      <w:b/>
-                      <w:bCs/>
-                      <w:sz w:val="28"/>
-                      <w:szCs w:val="28"/>
-                      <w:rtl/>
-                    </w:rPr>
-                    <w:t>هر عدد بی نهایت مضرب دارد.</w:t>
-                  </w:r>
-                  <w:r>
-                    <w:rPr>
-                      <w:rFonts w:cs="0 Nazanin Bold" w:hint="cs"/>
-                      <w:b/>
-                      <w:bCs/>
-                      <w:sz w:val="28"/>
-                      <w:szCs w:val="28"/>
-                      <w:rtl/>
-                    </w:rPr>
-                    <w:t xml:space="preserve">    </w:t>
-                  </w:r>
-                </w:p>
-              </w:tc>
-              <w:tc>
-                <w:tcPr>
-                  <w:tcW w:w="850" w:type="dxa"/>
-                  <w:shd w:val="clear" w:color="auto" w:fill="FFFFFF" w:themeFill="background1"/>
-                </w:tcPr>
-                <w:p>
-                  <w:pPr>
-                    <w:spacing w:line="276" w:lineRule="auto"/>
-                    <w:rPr>
-                      <w:rFonts w:cs="0 Nazanin Bold"/>
-                      <w:b/>
-                      <w:bCs/>
-                      <w:sz w:val="28"/>
-                      <w:szCs w:val="28"/>
-                      <w:rtl/>
-                    </w:rPr>
-                  </w:pPr>
-                  <w:r>
-                    <w:rPr>
-                      <w:rFonts w:asciiTheme="majorBidi" w:hAnsiTheme="majorBidi" w:cs="0 Nazanin Bold" w:hint="cs"/>
-                      <w:color w:val="000000" w:themeColor="text1"/>
-                      <w:sz w:val="28"/>
-                      <w:szCs w:val="28"/>
-                      <w:rtl/>
-                      <w:lang w:bidi="fa-IR"/>
-                    </w:rPr>
-                    <w:t>ص</w:t>
-                  </w:r>
-                  <w:r>
-                    <w:rPr>
-                      <w:rFonts w:asciiTheme="majorBidi" w:hAnsiTheme="majorBidi" w:cs="0 Nazanin Bold"/>
-                      <w:color w:val="000000" w:themeColor="text1"/>
-                      <w:sz w:val="28"/>
-                      <w:szCs w:val="28"/>
-                    </w:rPr>
-                    <w:sym w:font="Wingdings" w:char="F06D"/>
-                  </w:r>
-                </w:p>
-              </w:tc>
-              <w:tc>
-                <w:tcPr>
-                  <w:tcW w:w="709" w:type="dxa"/>
-                  <w:shd w:val="clear" w:color="auto" w:fill="FFFFFF" w:themeFill="background1"/>
-                </w:tcPr>
-                <w:p>
-                  <w:pPr>
-                    <w:spacing w:line="276" w:lineRule="auto"/>
-                    <w:rPr>
-                      <w:rFonts w:cs="0 Nazanin Bold"/>
-                      <w:b/>
-                      <w:bCs/>
-                      <w:sz w:val="28"/>
-                      <w:szCs w:val="28"/>
-                      <w:rtl/>
-                    </w:rPr>
-                  </w:pPr>
-                  <w:r>
-                    <w:rPr>
-                      <w:rFonts w:asciiTheme="majorBidi" w:hAnsiTheme="majorBidi" w:cs="0 Nazanin Bold" w:hint="cs"/>
-                      <w:color w:val="000000" w:themeColor="text1"/>
-                      <w:sz w:val="28"/>
-                      <w:szCs w:val="28"/>
-                      <w:rtl/>
-                      <w:lang w:bidi="fa-IR"/>
-                    </w:rPr>
-                    <w:t>غ</w:t>
-                  </w:r>
-                  <w:r>
-                    <w:rPr>
-                      <w:rFonts w:asciiTheme="majorBidi" w:hAnsiTheme="majorBidi" w:cs="0 Nazanin Bold"/>
-                      <w:color w:val="000000" w:themeColor="text1"/>
-                      <w:sz w:val="28"/>
-                      <w:szCs w:val="28"/>
-                    </w:rPr>
-                    <w:sym w:font="Wingdings" w:char="F06D"/>
-                  </w:r>
-                  <w:r>
-                    <w:rPr>
-                      <w:rFonts w:asciiTheme="majorBidi" w:hAnsiTheme="majorBidi" w:cs="0 Nazanin Bold" w:hint="cs"/>
-                      <w:color w:val="000000" w:themeColor="text1"/>
-                      <w:sz w:val="28"/>
-                      <w:szCs w:val="28"/>
-                      <w:rtl/>
-                      <w:lang w:bidi="fa-IR"/>
-                    </w:rPr>
-                    <w:t xml:space="preserve">   </w:t>
+                    <w:t xml:space="preserve">ب)  هر عدد بی نهایت مضرب دارد.    </w:t>
                   </w:r>
                 </w:p>
               </w:tc>
@@ -514,13 +264,10 @@
                 </w:tcPr>
                 <w:p>
                   <w:pPr>
-                    <w:spacing w:line="276" w:lineRule="auto"/>
                     <w:rPr>
                       <w:rFonts w:cs="0 Nazanin Bold"/>
                       <w:b/>
                       <w:bCs/>
-                      <w:sz w:val="28"/>
-                      <w:szCs w:val="28"/>
                       <w:rtl/>
                     </w:rPr>
                   </w:pPr>
@@ -529,8 +276,6 @@
                       <w:rFonts w:cs="0 Nazanin Bold" w:hint="cs"/>
                       <w:b/>
                       <w:bCs/>
-                      <w:sz w:val="28"/>
-                      <w:szCs w:val="28"/>
                       <w:rtl/>
                       <w:lang w:bidi="fa-IR"/>
                     </w:rPr>
@@ -539,100 +284,9 @@
                   <w:r>
                     <w:rPr>
                       <w:rFonts w:ascii="Shabnam" w:hAnsi="Shabnam" w:cs="0 Nazanin Bold" w:hint="cs"/>
-                      <w:sz w:val="28"/>
-                      <w:szCs w:val="28"/>
                       <w:rtl/>
                     </w:rPr>
                     <w:t>هر عدد حداقل دو شمارنده دارد به جز عدد ۱ .</w:t>
-                  </w:r>
-                </w:p>
-              </w:tc>
-              <w:tc>
-                <w:tcPr>
-                  <w:tcW w:w="850" w:type="dxa"/>
-                  <w:shd w:val="clear" w:color="auto" w:fill="FFFFFF" w:themeFill="background1"/>
-                </w:tcPr>
-                <w:p>
-                  <w:pPr>
-                    <w:spacing w:line="276" w:lineRule="auto"/>
-                    <w:rPr>
-                      <w:rFonts w:cs="0 Nazanin Bold"/>
-                      <w:b/>
-                      <w:bCs/>
-                      <w:sz w:val="28"/>
-                      <w:szCs w:val="28"/>
-                      <w:rtl/>
-                    </w:rPr>
-                  </w:pPr>
-                  <w:r>
-                    <w:rPr>
-                      <w:rFonts w:asciiTheme="majorBidi" w:hAnsiTheme="majorBidi" w:cs="0 Nazanin Bold" w:hint="cs"/>
-                      <w:color w:val="000000" w:themeColor="text1"/>
-                      <w:sz w:val="28"/>
-                      <w:szCs w:val="28"/>
-                      <w:rtl/>
-                      <w:lang w:bidi="fa-IR"/>
-                    </w:rPr>
-                    <w:t>ص</w:t>
-                  </w:r>
-                  <w:r>
-                    <w:rPr>
-                      <w:rFonts w:asciiTheme="majorBidi" w:hAnsiTheme="majorBidi" w:cs="0 Nazanin Bold"/>
-                      <w:color w:val="000000" w:themeColor="text1"/>
-                      <w:sz w:val="28"/>
-                      <w:szCs w:val="28"/>
-                    </w:rPr>
-                    <w:sym w:font="Wingdings" w:char="F06D"/>
-                  </w:r>
-                </w:p>
-              </w:tc>
-              <w:tc>
-                <w:tcPr>
-                  <w:tcW w:w="709" w:type="dxa"/>
-                  <w:shd w:val="clear" w:color="auto" w:fill="FFFFFF" w:themeFill="background1"/>
-                </w:tcPr>
-                <w:p>
-                  <w:pPr>
-                    <w:spacing w:line="276" w:lineRule="auto"/>
-                    <w:rPr>
-                      <w:rFonts w:cs="0 Nazanin Bold"/>
-                      <w:b/>
-                      <w:bCs/>
-                      <w:sz w:val="28"/>
-                      <w:szCs w:val="28"/>
-                      <w:rtl/>
-                    </w:rPr>
-                  </w:pPr>
-                  <w:r>
-                    <w:rPr>
-                      <w:rFonts w:asciiTheme="majorBidi" w:hAnsiTheme="majorBidi" w:cs="0 Nazanin Bold" w:hint="cs"/>
-                      <w:color w:val="000000" w:themeColor="text1"/>
-                      <w:sz w:val="28"/>
-                      <w:szCs w:val="28"/>
-                      <w:rtl/>
-                      <w:lang w:bidi="fa-IR"/>
-                    </w:rPr>
-                    <w:t>غ</w:t>
-                  </w:r>
-                  <w:r>
-                    <w:rPr>
-                      <w:rFonts w:asciiTheme="majorBidi" w:hAnsiTheme="majorBidi" w:cs="0 Nazanin Bold"/>
-                      <w:color w:val="000000" w:themeColor="text1"/>
-                      <w:sz w:val="28"/>
-                      <w:szCs w:val="28"/>
-                    </w:rPr>
-                    <w:sym w:font="Wingdings" w:char="F06D"/>
-                  </w:r>
-                  <w:r>
-                    <w:rPr>
-                      <w:rFonts w:asciiTheme="majorBidi" w:hAnsiTheme="majorBidi" w:cs="0 Nazanin Bold" w:hint="cs"/>
-                      <w:color w:val="000000" w:themeColor="text1"/>
-                      <w:sz w:val="28"/>
-                      <w:szCs w:val="28"/>
-                      <w:rtl/>
-                      <w:lang w:bidi="fa-IR"/>
-                    </w:rPr>
-                    <w:t xml:space="preserve">   </w:t>
                   </w:r>
                 </w:p>
               </w:tc>
@@ -645,13 +299,10 @@
                 </w:tcPr>
                 <w:p>
                   <w:pPr>
-                    <w:spacing w:line="276" w:lineRule="auto"/>
                     <w:rPr>
                       <w:rFonts w:cs="0 Nazanin Bold"/>
                       <w:b/>
                       <w:bCs/>
-                      <w:sz w:val="28"/>
-                      <w:szCs w:val="28"/>
                       <w:rtl/>
                       <w:lang w:bidi="fa-IR"/>
                     </w:rPr>
@@ -661,8 +312,6 @@
                       <w:rFonts w:cs="0 Nazanin Bold" w:hint="cs"/>
                       <w:b/>
                       <w:bCs/>
-                      <w:sz w:val="28"/>
-                      <w:szCs w:val="28"/>
                       <w:rtl/>
                       <w:lang w:bidi="fa-IR"/>
                     </w:rPr>
@@ -671,140 +320,18 @@
                   <w:r>
                     <w:rPr>
                       <w:rFonts w:ascii="Shabnam" w:hAnsi="Shabnam" w:cs="0 Nazanin Bold" w:hint="cs"/>
-                      <w:sz w:val="28"/>
-                      <w:szCs w:val="28"/>
                       <w:rtl/>
                     </w:rPr>
-                    <w:t xml:space="preserve">حاصل جمع دو عدد اول همیشه یک عدد </w:t>
-                  </w:r>
-                  <w:r>
-                    <w:rPr>
-                      <w:rFonts w:ascii="Shabnam" w:hAnsi="Shabnam" w:cs="0 Nazanin Bold" w:hint="cs"/>
-                      <w:sz w:val="28"/>
-                      <w:szCs w:val="28"/>
-                      <w:rtl/>
-                    </w:rPr>
-                    <w:t>م</w:t>
-                  </w:r>
-                  <w:bookmarkStart w:id="0" w:name="_GoBack"/>
-                  <w:bookmarkEnd w:id="0"/>
-                  <w:r>
-                    <w:rPr>
-                      <w:rFonts w:ascii="Shabnam" w:hAnsi="Shabnam" w:cs="0 Nazanin Bold" w:hint="cs"/>
-                      <w:sz w:val="28"/>
-                      <w:szCs w:val="28"/>
-                      <w:rtl/>
-                    </w:rPr>
-                    <w:t>رکب</w:t>
-                  </w:r>
-                  <w:r>
-                    <w:rPr>
-                      <w:rFonts w:ascii="Shabnam" w:hAnsi="Shabnam" w:cs="0 Nazanin Bold" w:hint="cs"/>
-                      <w:sz w:val="28"/>
-                      <w:szCs w:val="28"/>
-                      <w:rtl/>
-                    </w:rPr>
-                    <w:t xml:space="preserve"> است</w:t>
+                    <w:t>حاصل جمع دو عدد اول همیشه یک عدد مرکب است</w:t>
                   </w:r>
                   <w:r>
                     <w:rPr>
                       <w:rFonts w:ascii="Shabnam" w:hAnsi="Shabnam" w:cs="0 Nazanin Bold"/>
-                      <w:sz w:val="28"/>
-                      <w:szCs w:val="28"/>
                     </w:rPr>
                     <w:t>.</w:t>
                   </w:r>
                 </w:p>
               </w:tc>
-              <w:tc>
-                <w:tcPr>
-                  <w:tcW w:w="850" w:type="dxa"/>
-                  <w:shd w:val="clear" w:color="auto" w:fill="FFFFFF" w:themeFill="background1"/>
-                </w:tcPr>
-                <w:p>
-                  <w:pPr>
-                    <w:spacing w:line="276" w:lineRule="auto"/>
-                    <w:rPr>
-                      <w:rFonts w:cs="0 Nazanin Bold"/>
-                      <w:b/>
-                      <w:bCs/>
-                      <w:sz w:val="28"/>
-                      <w:szCs w:val="28"/>
-                      <w:rtl/>
-                    </w:rPr>
-                  </w:pPr>
-                  <w:r>
-                    <w:rPr>
-                      <w:rFonts w:asciiTheme="majorBidi" w:hAnsiTheme="majorBidi" w:cs="0 Nazanin Bold" w:hint="cs"/>
-                      <w:color w:val="000000" w:themeColor="text1"/>
-                      <w:sz w:val="28"/>
-                      <w:szCs w:val="28"/>
-                      <w:rtl/>
-                      <w:lang w:bidi="fa-IR"/>
-                    </w:rPr>
-                    <w:t>ص</w:t>
-                  </w:r>
-                  <w:r>
-                    <w:rPr>
-                      <w:rFonts w:asciiTheme="majorBidi" w:hAnsiTheme="majorBidi" w:cs="0 Nazanin Bold"/>
-                      <w:color w:val="000000" w:themeColor="text1"/>
-                      <w:sz w:val="28"/>
-                      <w:szCs w:val="28"/>
-                    </w:rPr>
-                    <w:sym w:font="Wingdings" w:char="F06D"/>
-                  </w:r>
-                </w:p>
-              </w:tc>
-              <w:tc>
-                <w:tcPr>
-                  <w:tcW w:w="709" w:type="dxa"/>
-                  <w:shd w:val="clear" w:color="auto" w:fill="FFFFFF" w:themeFill="background1"/>
-                </w:tcPr>
-                <w:p>
-                  <w:pPr>
-                    <w:spacing w:line="276" w:lineRule="auto"/>
-                    <w:rPr>
-                      <w:rFonts w:cs="0 Nazanin Bold"/>
-                      <w:b/>
-                      <w:bCs/>
-                      <w:sz w:val="28"/>
-                      <w:szCs w:val="28"/>
-                      <w:rtl/>
-                    </w:rPr>
-                  </w:pPr>
-                  <w:r>
-                    <w:rPr>
-                      <w:rFonts w:asciiTheme="majorBidi" w:hAnsiTheme="majorBidi" w:cs="0 Nazanin Bold" w:hint="cs"/>
-                      <w:color w:val="000000" w:themeColor="text1"/>
-                      <w:sz w:val="28"/>
-                      <w:szCs w:val="28"/>
-                      <w:rtl/>
-                      <w:lang w:bidi="fa-IR"/>
-                    </w:rPr>
-                    <w:t>غ</w:t>
-                  </w:r>
-                  <w:r>
-                    <w:rPr>
-                      <w:rFonts w:asciiTheme="majorBidi" w:hAnsiTheme="majorBidi" w:cs="0 Nazanin Bold"/>
-                      <w:color w:val="000000" w:themeColor="text1"/>
-                      <w:sz w:val="28"/>
-                      <w:szCs w:val="28"/>
-                    </w:rPr>
-                    <w:sym w:font="Wingdings" w:char="F06D"/>
-                  </w:r>
-                  <w:r>
-                    <w:rPr>
-                      <w:rFonts w:asciiTheme="majorBidi" w:hAnsiTheme="majorBidi" w:cs="0 Nazanin Bold" w:hint="cs"/>
-                      <w:color w:val="000000" w:themeColor="text1"/>
-                      <w:sz w:val="28"/>
-                      <w:szCs w:val="28"/>
-                      <w:rtl/>
-                      <w:lang w:bidi="fa-IR"/>
-                    </w:rPr>
-                    <w:t xml:space="preserve">   </w:t>
-                  </w:r>
-                </w:p>
-              </w:tc>
             </w:tr>
           </w:tbl>
           <w:p>
@@ -814,8 +341,6 @@
                 <w:rFonts w:cs="0 Nazanin Bold"/>
                 <w:b/>
                 <w:bCs/>
-                <w:sz w:val="28"/>
-                <w:szCs w:val="28"/>
                 <w:rtl/>
                 <w:lang w:bidi="fa-IR"/>
               </w:rPr>
@@ -834,18 +359,14 @@
                 <w:rFonts w:cs="0 Nazanin Bold"/>
                 <w:b/>
                 <w:bCs/>
-                <w:sz w:val="28"/>
-                <w:szCs w:val="28"/>
-                <w:rtl/>
-              </w:rPr>
-            </w:pPr>
-            <w:r>
-              <w:rPr>
-                <w:rFonts w:cs="0 Nazanin Bold" w:hint="cs"/>
-                <w:b/>
-                <w:bCs/>
-                <w:sz w:val="28"/>
-                <w:szCs w:val="28"/>
+                <w:rtl/>
+              </w:rPr>
+            </w:pPr>
+            <w:r>
+              <w:rPr>
+                <w:rFonts w:cs="0 Nazanin Bold" w:hint="cs"/>
+                <w:b/>
+                <w:bCs/>
                 <w:rtl/>
               </w:rPr>
               <w:t>۱</w:t>
@@ -874,8 +395,8 @@
                 <w:rFonts w:cs="0 Nazanin Bold"/>
                 <w:b/>
                 <w:bCs/>
-                <w:sz w:val="28"/>
-                <w:szCs w:val="28"/>
+                <w:sz w:val="24"/>
+                <w:szCs w:val="24"/>
                 <w:rtl/>
               </w:rPr>
             </w:pPr>
@@ -893,18 +414,14 @@
                 <w:rFonts w:cs="0 Nazanin Bold"/>
                 <w:b/>
                 <w:bCs/>
-                <w:sz w:val="28"/>
-                <w:szCs w:val="28"/>
-                <w:rtl/>
-              </w:rPr>
-            </w:pPr>
-            <w:r>
-              <w:rPr>
-                <w:rFonts w:cs="0 Nazanin Bold" w:hint="cs"/>
-                <w:b/>
-                <w:bCs/>
-                <w:sz w:val="28"/>
-                <w:szCs w:val="28"/>
+                <w:rtl/>
+              </w:rPr>
+            </w:pPr>
+            <w:r>
+              <w:rPr>
+                <w:rFonts w:cs="0 Nazanin Bold" w:hint="cs"/>
+                <w:b/>
+                <w:bCs/>
                 <w:rtl/>
               </w:rPr>
               <w:t>جملات زیر را با عبارات و اعداد مناسب کامل کنید.</w:t>
@@ -917,8 +434,6 @@
                 <w:rFonts w:cs="0 Nazanin Bold"/>
                 <w:b/>
                 <w:bCs/>
-                <w:sz w:val="28"/>
-                <w:szCs w:val="28"/>
                 <w:rtl/>
                 <w:lang w:bidi="fa-IR"/>
               </w:rPr>
@@ -928,8 +443,6 @@
                 <w:rFonts w:cs="0 Nazanin Bold" w:hint="cs"/>
                 <w:b/>
                 <w:bCs/>
-                <w:sz w:val="28"/>
-                <w:szCs w:val="28"/>
                 <w:rtl/>
               </w:rPr>
               <w:t>الف)</w:t>
@@ -939,8 +452,6 @@
                 <w:rFonts w:cs="0 Nazanin Bold" w:hint="cs"/>
                 <w:b/>
                 <w:bCs/>
-                <w:sz w:val="28"/>
-                <w:szCs w:val="28"/>
                 <w:rtl/>
               </w:rPr>
               <w:t xml:space="preserve"> </w:t>
@@ -948,8 +459,6 @@
             <w:r>
               <w:rPr>
                 <w:rFonts w:ascii="Shabnam" w:hAnsi="Shabnam" w:cs="0 Nazanin Bold" w:hint="cs"/>
-                <w:sz w:val="28"/>
-                <w:szCs w:val="28"/>
                 <w:rtl/>
               </w:rPr>
               <w:t xml:space="preserve">مجموع </w:t>
@@ -957,8 +466,6 @@
             <w:r>
               <w:rPr>
                 <w:rFonts w:ascii="Shabnam" w:hAnsi="Shabnam" w:cs="0 Nazanin Bold" w:hint="cs"/>
-                <w:sz w:val="28"/>
-                <w:szCs w:val="28"/>
                 <w:rtl/>
               </w:rPr>
               <w:t>یک عدد</w:t>
@@ -966,8 +473,6 @@
             <w:r>
               <w:rPr>
                 <w:rFonts w:ascii="Shabnam" w:hAnsi="Shabnam" w:cs="0 Nazanin Bold" w:hint="cs"/>
-                <w:sz w:val="28"/>
-                <w:szCs w:val="28"/>
                 <w:rtl/>
               </w:rPr>
               <w:t xml:space="preserve"> فرد </w:t>
@@ -975,8 +480,6 @@
             <w:r>
               <w:rPr>
                 <w:rFonts w:ascii="Shabnam" w:hAnsi="Shabnam" w:cs="0 Nazanin Bold" w:hint="cs"/>
-                <w:sz w:val="28"/>
-                <w:szCs w:val="28"/>
                 <w:rtl/>
               </w:rPr>
               <w:t xml:space="preserve"> و یک عدد زوج </w:t>
@@ -984,8 +487,6 @@
             <w:r>
               <w:rPr>
                 <w:rFonts w:ascii="Shabnam" w:hAnsi="Shabnam" w:cs="0 Nazanin Bold" w:hint="cs"/>
-                <w:sz w:val="28"/>
-                <w:szCs w:val="28"/>
                 <w:rtl/>
               </w:rPr>
               <w:t xml:space="preserve">همیشه عددی .................... است . </w:t>
@@ -998,18 +499,14 @@
                 <w:rFonts w:cs="0 Nazanin Bold"/>
                 <w:b/>
                 <w:bCs/>
-                <w:sz w:val="28"/>
-                <w:szCs w:val="28"/>
-                <w:rtl/>
-              </w:rPr>
-            </w:pPr>
-            <w:r>
-              <w:rPr>
-                <w:rFonts w:cs="0 Nazanin Bold" w:hint="cs"/>
-                <w:b/>
-                <w:bCs/>
-                <w:sz w:val="28"/>
-                <w:szCs w:val="28"/>
+                <w:rtl/>
+              </w:rPr>
+            </w:pPr>
+            <w:r>
+              <w:rPr>
+                <w:rFonts w:cs="0 Nazanin Bold" w:hint="cs"/>
+                <w:b/>
+                <w:bCs/>
                 <w:rtl/>
               </w:rPr>
               <w:t xml:space="preserve">ب) </w:t>
@@ -1017,8 +514,6 @@
             <w:r>
               <w:rPr>
                 <w:rFonts w:ascii="Shabnam" w:hAnsi="Shabnam" w:cs="0 Nazanin Bold" w:hint="cs"/>
-                <w:sz w:val="28"/>
-                <w:szCs w:val="28"/>
                 <w:rtl/>
               </w:rPr>
               <w:t xml:space="preserve">اگر </w:t>
@@ -1029,21 +524,17 @@
                 <w:b/>
                 <w:bCs/>
                 <w:position w:val="-6"/>
-                <w:sz w:val="26"/>
-                <w:szCs w:val="26"/>
               </w:rPr>
               <w:object w:dxaOrig="1200" w:dyaOrig="279" w14:anchorId="169AD689">
-                <v:shape id="_x0000_i1039" type="#_x0000_t75" style="width:61.5pt;height:14.25pt" o:ole="">
+                <v:shape id="_x0000_i1026" type="#_x0000_t75" style="width:61.7pt;height:14.05pt" o:ole="">
                   <v:imagedata r:id="rId5" o:title=""/>
                 </v:shape>
-                <o:OLEObject Type="Embed" ProgID="Equation.DSMT4" ShapeID="_x0000_i1039" DrawAspect="Content" ObjectID="_1771443194" r:id="rId6"/>
+                <o:OLEObject Type="Embed" ProgID="Equation.DSMT4" ShapeID="_x0000_i1026" DrawAspect="Content" ObjectID="_1830783070" r:id="rId6"/>
               </w:object>
             </w:r>
             <w:r>
               <w:rPr>
                 <w:rFonts w:ascii="Shabnam" w:hAnsi="Shabnam" w:cs="0 Nazanin Bold" w:hint="cs"/>
-                <w:sz w:val="28"/>
-                <w:szCs w:val="28"/>
                 <w:rtl/>
               </w:rPr>
               <w:t xml:space="preserve"> باشد آنگاه می توان گفت عدد ................. شمارنده ی</w:t>
@@ -1051,8 +542,6 @@
             <w:r>
               <w:rPr>
                 <w:rFonts w:ascii="Shabnam" w:hAnsi="Shabnam" w:cs="0 Nazanin Bold" w:hint="cs"/>
-                <w:sz w:val="28"/>
-                <w:szCs w:val="28"/>
                 <w:rtl/>
               </w:rPr>
               <w:t xml:space="preserve"> عدد </w:t>
@@ -1060,8 +549,6 @@
             <w:r>
               <w:rPr>
                 <w:rFonts w:ascii="Shabnam" w:hAnsi="Shabnam" w:cs="0 Nazanin Bold" w:hint="cs"/>
-                <w:sz w:val="28"/>
-                <w:szCs w:val="28"/>
                 <w:rtl/>
               </w:rPr>
               <w:t xml:space="preserve"> ................ </w:t>
@@ -1069,8 +556,6 @@
             <w:r>
               <w:rPr>
                 <w:rFonts w:ascii="Shabnam" w:hAnsi="Shabnam" w:cs="0 Nazanin Bold" w:hint="cs"/>
-                <w:sz w:val="28"/>
-                <w:szCs w:val="28"/>
                 <w:rtl/>
               </w:rPr>
               <w:t xml:space="preserve"> است</w:t>
@@ -1078,8 +563,6 @@
             <w:r>
               <w:rPr>
                 <w:rFonts w:ascii="Shabnam" w:hAnsi="Shabnam" w:cs="0 Nazanin Bold" w:hint="cs"/>
-                <w:sz w:val="28"/>
-                <w:szCs w:val="28"/>
                 <w:rtl/>
               </w:rPr>
               <w:t>.</w:t>
@@ -1092,18 +575,14 @@
                 <w:rFonts w:cs="0 Nazanin Bold"/>
                 <w:b/>
                 <w:bCs/>
-                <w:sz w:val="28"/>
-                <w:szCs w:val="28"/>
-                <w:rtl/>
-              </w:rPr>
-            </w:pPr>
-            <w:r>
-              <w:rPr>
-                <w:rFonts w:cs="0 Nazanin Bold" w:hint="cs"/>
-                <w:b/>
-                <w:bCs/>
-                <w:sz w:val="28"/>
-                <w:szCs w:val="28"/>
+                <w:rtl/>
+              </w:rPr>
+            </w:pPr>
+            <w:r>
+              <w:rPr>
+                <w:rFonts w:cs="0 Nazanin Bold" w:hint="cs"/>
+                <w:b/>
+                <w:bCs/>
                 <w:rtl/>
               </w:rPr>
               <w:t xml:space="preserve">ج) </w:t>
@@ -1113,8 +592,6 @@
                 <w:rFonts w:cs="0 Nazanin Bold" w:hint="cs"/>
                 <w:b/>
                 <w:bCs/>
-                <w:sz w:val="26"/>
-                <w:szCs w:val="26"/>
                 <w:rtl/>
               </w:rPr>
               <w:t>ا</w:t>
@@ -1122,29 +599,9 @@
             <w:r>
               <w:rPr>
                 <w:rFonts w:ascii="Shabnam" w:hAnsi="Shabnam" w:cs="0 Nazanin Bold" w:hint="cs"/>
-                <w:sz w:val="28"/>
-                <w:szCs w:val="28"/>
-                <w:rtl/>
-              </w:rPr>
-              <w:t xml:space="preserve">گر عددی زوج باشد ، یکی از شمارنده های اولش </w:t>
-            </w:r>
-            <w:r>
-              <w:rPr>
-                <w:rFonts w:ascii="Shabnam" w:hAnsi="Shabnam" w:cs="0 Nazanin Bold" w:hint="cs"/>
-                <w:sz w:val="28"/>
-                <w:szCs w:val="28"/>
-                <w:rtl/>
-              </w:rPr>
-              <w:t>عدد .................</w:t>
-            </w:r>
-            <w:r>
-              <w:rPr>
-                <w:rFonts w:ascii="Shabnam" w:hAnsi="Shabnam" w:cs="0 Nazanin Bold" w:hint="cs"/>
-                <w:sz w:val="28"/>
-                <w:szCs w:val="28"/>
-                <w:rtl/>
-              </w:rPr>
-              <w:t xml:space="preserve"> است.</w:t>
+                <w:rtl/>
+              </w:rPr>
+              <w:t>گر عددی زوج باشد ، یکی از شمارنده های اولش عدد ................. است.</w:t>
             </w:r>
           </w:p>
           <w:p>
@@ -1154,8 +611,6 @@
                 <w:rFonts w:cs="0 Nazanin Bold"/>
                 <w:b/>
                 <w:bCs/>
-                <w:sz w:val="28"/>
-                <w:szCs w:val="28"/>
                 <w:rtl/>
                 <w:lang w:bidi="fa-IR"/>
               </w:rPr>
@@ -1165,8 +620,6 @@
                 <w:rFonts w:cs="0 Nazanin Bold" w:hint="cs"/>
                 <w:b/>
                 <w:bCs/>
-                <w:sz w:val="28"/>
-                <w:szCs w:val="28"/>
                 <w:rtl/>
               </w:rPr>
               <w:t>د) هر عدد اول دو شمارنده دارد :  ................. و ................</w:t>
@@ -1176,11 +629,9 @@
             <w:pPr>
               <w:spacing w:line="276" w:lineRule="auto"/>
               <w:rPr>
-                <w:rFonts w:cs="0 Nazanin Bold" w:hint="cs"/>
-                <w:b/>
-                <w:bCs/>
-                <w:sz w:val="28"/>
-                <w:szCs w:val="28"/>
+                <w:rFonts w:cs="0 Nazanin Bold"/>
+                <w:b/>
+                <w:bCs/>
                 <w:rtl/>
                 <w:lang w:bidi="fa-IR"/>
               </w:rPr>
@@ -1190,28 +641,13 @@
                 <w:rFonts w:cs="0 Nazanin Bold" w:hint="cs"/>
                 <w:b/>
                 <w:bCs/>
-                <w:sz w:val="28"/>
-                <w:szCs w:val="28"/>
-                <w:rtl/>
-              </w:rPr>
-              <w:t>هـ</w:t>
-            </w:r>
-            <w:r>
-              <w:rPr>
-                <w:rFonts w:cs="0 Nazanin Bold" w:hint="cs"/>
-                <w:b/>
-                <w:bCs/>
-                <w:sz w:val="28"/>
-                <w:szCs w:val="28"/>
-                <w:rtl/>
-              </w:rPr>
-              <w:t xml:space="preserve">) </w:t>
-            </w:r>
-            <w:r>
-              <w:rPr>
-                <w:rFonts w:ascii="Shabnam" w:hAnsi="Shabnam" w:cs="0 Nazanin Bold" w:hint="cs"/>
-                <w:sz w:val="28"/>
-                <w:szCs w:val="28"/>
+                <w:rtl/>
+              </w:rPr>
+              <w:t xml:space="preserve">هـ) </w:t>
+            </w:r>
+            <w:r>
+              <w:rPr>
+                <w:rFonts w:ascii="Shabnam" w:hAnsi="Shabnam" w:cs="0 Nazanin Bold" w:hint="cs"/>
                 <w:rtl/>
               </w:rPr>
               <w:t>بزرگترین شمارنده هر عدد</w:t>
@@ -1221,8 +657,6 @@
                 <w:rFonts w:cs="0 Nazanin Bold" w:hint="cs"/>
                 <w:b/>
                 <w:bCs/>
-                <w:sz w:val="28"/>
-                <w:szCs w:val="28"/>
                 <w:rtl/>
                 <w:lang w:bidi="fa-IR"/>
               </w:rPr>
@@ -1231,56 +665,9 @@
             <w:r>
               <w:rPr>
                 <w:rFonts w:ascii="Shabnam" w:hAnsi="Shabnam" w:cs="0 Nazanin Bold" w:hint="cs"/>
-                <w:sz w:val="28"/>
-                <w:szCs w:val="28"/>
-                <w:rtl/>
-              </w:rPr>
-              <w:t>...</w:t>
-            </w:r>
-            <w:r>
-              <w:rPr>
-                <w:rFonts w:ascii="Shabnam" w:hAnsi="Shabnam" w:cs="0 Nazanin Bold" w:hint="cs"/>
-                <w:sz w:val="28"/>
-                <w:szCs w:val="28"/>
-                <w:rtl/>
-              </w:rPr>
-              <w:t>................</w:t>
-            </w:r>
-            <w:r>
-              <w:rPr>
-                <w:rFonts w:ascii="Shabnam" w:hAnsi="Shabnam" w:cs="0 Nazanin Bold" w:hint="cs"/>
-                <w:sz w:val="28"/>
-                <w:szCs w:val="28"/>
-                <w:rtl/>
-              </w:rPr>
-              <w:t>...... و کوچکترین شمارنده هر عدد ......................... است.</w:t>
-            </w:r>
-            <w:r>
-              <w:rPr>
-                <w:rFonts w:ascii="Shabnam" w:hAnsi="Shabnam" w:cs="0 Nazanin Bold" w:hint="cs"/>
-                <w:sz w:val="28"/>
-                <w:szCs w:val="28"/>
-                <w:rtl/>
-              </w:rPr>
-              <w:t xml:space="preserve">       </w:t>
-            </w:r>
-            <w:r>
-              <w:rPr>
-                <w:rFonts w:ascii="Shabnam" w:hAnsi="Shabnam" w:cs="0 Nazanin Bold" w:hint="cs"/>
-                <w:sz w:val="28"/>
-                <w:szCs w:val="28"/>
-                <w:rtl/>
-              </w:rPr>
-              <w:t xml:space="preserve">      </w:t>
-            </w:r>
-            <w:r>
-              <w:rPr>
-                <w:rFonts w:ascii="Shabnam" w:hAnsi="Shabnam" w:cs="0 Nazanin Bold" w:hint="cs"/>
-                <w:sz w:val="28"/>
-                <w:szCs w:val="28"/>
-                <w:rtl/>
-              </w:rPr>
-              <w:t xml:space="preserve">    </w:t>
+                <w:rtl/>
+              </w:rPr>
+              <w:t xml:space="preserve">......................... و کوچکترین شمارنده هر عدد ......................... است.                 </w:t>
             </w:r>
           </w:p>
         </w:tc>
@@ -1296,18 +683,14 @@
                 <w:rFonts w:cs="0 Nazanin Bold"/>
                 <w:b/>
                 <w:bCs/>
-                <w:sz w:val="28"/>
-                <w:szCs w:val="28"/>
-                <w:rtl/>
-              </w:rPr>
-            </w:pPr>
-            <w:r>
-              <w:rPr>
-                <w:rFonts w:cs="0 Nazanin Bold" w:hint="cs"/>
-                <w:b/>
-                <w:bCs/>
-                <w:sz w:val="28"/>
-                <w:szCs w:val="28"/>
+                <w:rtl/>
+              </w:rPr>
+            </w:pPr>
+            <w:r>
+              <w:rPr>
+                <w:rFonts w:cs="0 Nazanin Bold" w:hint="cs"/>
+                <w:b/>
+                <w:bCs/>
                 <w:rtl/>
               </w:rPr>
               <w:t>۲</w:t>
@@ -1317,7 +700,7 @@
       </w:tr>
       <w:tr>
         <w:trPr>
-          <w:trHeight w:val="2348"/>
+          <w:trHeight w:val="1760"/>
           <w:jc w:val="center"/>
         </w:trPr>
         <w:tc>
@@ -1337,8 +720,8 @@
                 <w:rFonts w:cs="0 Nazanin Bold"/>
                 <w:b/>
                 <w:bCs/>
-                <w:sz w:val="28"/>
-                <w:szCs w:val="28"/>
+                <w:sz w:val="24"/>
+                <w:szCs w:val="24"/>
                 <w:rtl/>
               </w:rPr>
             </w:pPr>
@@ -1356,18 +739,14 @@
                 <w:rFonts w:cs="0 Nazanin Bold"/>
                 <w:b/>
                 <w:bCs/>
-                <w:sz w:val="28"/>
-                <w:szCs w:val="28"/>
-                <w:rtl/>
-              </w:rPr>
-            </w:pPr>
-            <w:r>
-              <w:rPr>
-                <w:rFonts w:cs="0 Nazanin Bold" w:hint="cs"/>
-                <w:b/>
-                <w:bCs/>
-                <w:sz w:val="28"/>
-                <w:szCs w:val="28"/>
+                <w:rtl/>
+              </w:rPr>
+            </w:pPr>
+            <w:r>
+              <w:rPr>
+                <w:rFonts w:cs="0 Nazanin Bold" w:hint="cs"/>
+                <w:b/>
+                <w:bCs/>
                 <w:rtl/>
               </w:rPr>
               <w:t xml:space="preserve">به سوالات زیر پاسخ </w:t>
@@ -1377,8 +756,6 @@
                 <w:rFonts w:cs="0 Nazanin Bold" w:hint="cs"/>
                 <w:b/>
                 <w:bCs/>
-                <w:sz w:val="28"/>
-                <w:szCs w:val="28"/>
                 <w:rtl/>
               </w:rPr>
               <w:t xml:space="preserve">کوتاه </w:t>
@@ -1388,8 +765,6 @@
                 <w:rFonts w:cs="0 Nazanin Bold" w:hint="cs"/>
                 <w:b/>
                 <w:bCs/>
-                <w:sz w:val="28"/>
-                <w:szCs w:val="28"/>
                 <w:rtl/>
               </w:rPr>
               <w:t xml:space="preserve">دهید. </w:t>
@@ -1402,18 +777,14 @@
                 <w:rFonts w:cs="0 Nazanin Bold"/>
                 <w:b/>
                 <w:bCs/>
-                <w:sz w:val="28"/>
-                <w:szCs w:val="28"/>
-                <w:rtl/>
-              </w:rPr>
-            </w:pPr>
-            <w:r>
-              <w:rPr>
-                <w:rFonts w:cs="0 Nazanin Bold" w:hint="cs"/>
-                <w:b/>
-                <w:bCs/>
-                <w:sz w:val="28"/>
-                <w:szCs w:val="28"/>
+                <w:rtl/>
+              </w:rPr>
+            </w:pPr>
+            <w:r>
+              <w:rPr>
+                <w:rFonts w:cs="0 Nazanin Bold" w:hint="cs"/>
+                <w:b/>
+                <w:bCs/>
                 <w:rtl/>
               </w:rPr>
               <w:t>الف)</w:t>
@@ -1423,8 +794,6 @@
                 <w:rFonts w:cs="0 Nazanin Bold" w:hint="cs"/>
                 <w:b/>
                 <w:bCs/>
-                <w:sz w:val="28"/>
-                <w:szCs w:val="28"/>
                 <w:rtl/>
               </w:rPr>
               <w:t xml:space="preserve"> آیا عدد </w:t>
@@ -1434,8 +803,6 @@
                 <w:rFonts w:cs="0 Nazanin Bold" w:hint="cs"/>
                 <w:b/>
                 <w:bCs/>
-                <w:sz w:val="28"/>
-                <w:szCs w:val="28"/>
                 <w:rtl/>
               </w:rPr>
               <w:t>۱۲</w:t>
@@ -1445,8 +812,6 @@
                 <w:rFonts w:cs="0 Nazanin Bold" w:hint="cs"/>
                 <w:b/>
                 <w:bCs/>
-                <w:sz w:val="28"/>
-                <w:szCs w:val="28"/>
                 <w:rtl/>
               </w:rPr>
               <w:t xml:space="preserve"> شمارنده </w:t>
@@ -1456,8 +821,6 @@
                 <w:rFonts w:cs="0 Nazanin Bold" w:hint="cs"/>
                 <w:b/>
                 <w:bCs/>
-                <w:sz w:val="28"/>
-                <w:szCs w:val="28"/>
                 <w:rtl/>
               </w:rPr>
               <w:t>۳۶</w:t>
@@ -1467,8 +830,6 @@
                 <w:rFonts w:cs="0 Nazanin Bold" w:hint="cs"/>
                 <w:b/>
                 <w:bCs/>
-                <w:sz w:val="28"/>
-                <w:szCs w:val="28"/>
                 <w:rtl/>
               </w:rPr>
               <w:t xml:space="preserve"> است</w:t>
@@ -1478,8 +839,6 @@
                 <w:rFonts w:cs="0 Nazanin Bold" w:hint="cs"/>
                 <w:b/>
                 <w:bCs/>
-                <w:sz w:val="28"/>
-                <w:szCs w:val="28"/>
                 <w:rtl/>
               </w:rPr>
               <w:t>؟</w:t>
@@ -1489,8 +848,6 @@
                 <w:rFonts w:cs="0 Nazanin Bold" w:hint="cs"/>
                 <w:b/>
                 <w:bCs/>
-                <w:sz w:val="28"/>
-                <w:szCs w:val="28"/>
                 <w:rtl/>
               </w:rPr>
               <w:t xml:space="preserve"> ...............       ب)  آیا </w:t>
@@ -1500,8 +857,6 @@
                 <w:rFonts w:cs="0 Nazanin Bold" w:hint="cs"/>
                 <w:b/>
                 <w:bCs/>
-                <w:sz w:val="28"/>
-                <w:szCs w:val="28"/>
                 <w:rtl/>
               </w:rPr>
               <w:t>۶۶</w:t>
@@ -1511,8 +866,6 @@
                 <w:rFonts w:cs="0 Nazanin Bold" w:hint="cs"/>
                 <w:b/>
                 <w:bCs/>
-                <w:sz w:val="28"/>
-                <w:szCs w:val="28"/>
                 <w:rtl/>
               </w:rPr>
               <w:t xml:space="preserve"> مضرب مشترک </w:t>
@@ -1522,8 +875,6 @@
                 <w:rFonts w:cs="0 Nazanin Bold" w:hint="cs"/>
                 <w:b/>
                 <w:bCs/>
-                <w:sz w:val="28"/>
-                <w:szCs w:val="28"/>
                 <w:rtl/>
               </w:rPr>
               <w:t>۲</w:t>
@@ -1533,8 +884,6 @@
                 <w:rFonts w:cs="0 Nazanin Bold" w:hint="cs"/>
                 <w:b/>
                 <w:bCs/>
-                <w:sz w:val="28"/>
-                <w:szCs w:val="28"/>
                 <w:rtl/>
               </w:rPr>
               <w:t xml:space="preserve"> و </w:t>
@@ -1544,8 +893,6 @@
                 <w:rFonts w:cs="0 Nazanin Bold" w:hint="cs"/>
                 <w:b/>
                 <w:bCs/>
-                <w:sz w:val="28"/>
-                <w:szCs w:val="28"/>
                 <w:rtl/>
               </w:rPr>
               <w:t>۳</w:t>
@@ -1555,8 +902,6 @@
                 <w:rFonts w:cs="0 Nazanin Bold" w:hint="cs"/>
                 <w:b/>
                 <w:bCs/>
-                <w:sz w:val="28"/>
-                <w:szCs w:val="28"/>
                 <w:rtl/>
               </w:rPr>
               <w:t xml:space="preserve"> است ؟...............</w:t>
@@ -1569,18 +914,14 @@
                 <w:rFonts w:cs="0 Nazanin Bold"/>
                 <w:b/>
                 <w:bCs/>
-                <w:sz w:val="28"/>
-                <w:szCs w:val="28"/>
-                <w:rtl/>
-              </w:rPr>
-            </w:pPr>
-            <w:r>
-              <w:rPr>
-                <w:rFonts w:cs="0 Nazanin Bold" w:hint="cs"/>
-                <w:b/>
-                <w:bCs/>
-                <w:sz w:val="28"/>
-                <w:szCs w:val="28"/>
+                <w:rtl/>
+              </w:rPr>
+            </w:pPr>
+            <w:r>
+              <w:rPr>
+                <w:rFonts w:cs="0 Nazanin Bold" w:hint="cs"/>
+                <w:b/>
+                <w:bCs/>
                 <w:rtl/>
               </w:rPr>
               <w:t xml:space="preserve">پ) </w:t>
@@ -1588,8 +929,6 @@
             <w:r>
               <w:rPr>
                 <w:rFonts w:ascii="Shabnam" w:hAnsi="Shabnam" w:cs="0 Nazanin Bold" w:hint="cs"/>
-                <w:sz w:val="28"/>
-                <w:szCs w:val="28"/>
                 <w:rtl/>
               </w:rPr>
               <w:t xml:space="preserve">هفتمین مضرب </w:t>
@@ -1597,8 +936,6 @@
             <w:r>
               <w:rPr>
                 <w:rFonts w:ascii="Shabnam" w:hAnsi="Shabnam" w:cs="0 Nazanin Bold" w:hint="cs"/>
-                <w:sz w:val="28"/>
-                <w:szCs w:val="28"/>
                 <w:rtl/>
               </w:rPr>
               <w:t>۹</w:t>
@@ -1606,8 +943,6 @@
             <w:r>
               <w:rPr>
                 <w:rFonts w:ascii="Shabnam" w:hAnsi="Shabnam" w:cs="0 Nazanin Bold" w:hint="cs"/>
-                <w:sz w:val="28"/>
-                <w:szCs w:val="28"/>
                 <w:rtl/>
               </w:rPr>
               <w:t xml:space="preserve"> : .......................            </w:t>
@@ -1615,8 +950,6 @@
             <w:r>
               <w:rPr>
                 <w:rFonts w:ascii="Shabnam" w:hAnsi="Shabnam" w:cs="0 Nazanin Bold" w:hint="cs"/>
-                <w:sz w:val="28"/>
-                <w:szCs w:val="28"/>
                 <w:rtl/>
               </w:rPr>
               <w:t xml:space="preserve">   </w:t>
@@ -1624,8 +957,6 @@
             <w:r>
               <w:rPr>
                 <w:rFonts w:ascii="Shabnam" w:hAnsi="Shabnam" w:cs="0 Nazanin Bold" w:hint="cs"/>
-                <w:sz w:val="28"/>
-                <w:szCs w:val="28"/>
                 <w:rtl/>
               </w:rPr>
               <w:t xml:space="preserve">     ت) </w:t>
@@ -1633,8 +964,6 @@
             <w:r>
               <w:rPr>
                 <w:rFonts w:ascii="Shabnam" w:hAnsi="Shabnam" w:cs="0 Nazanin Bold" w:hint="cs"/>
-                <w:sz w:val="28"/>
-                <w:szCs w:val="28"/>
                 <w:rtl/>
               </w:rPr>
               <w:t>۲۷</w:t>
@@ -1642,8 +971,6 @@
             <w:r>
               <w:rPr>
                 <w:rFonts w:ascii="Shabnam" w:hAnsi="Shabnam" w:cs="0 Nazanin Bold" w:hint="cs"/>
-                <w:sz w:val="28"/>
-                <w:szCs w:val="28"/>
                 <w:rtl/>
               </w:rPr>
               <w:t xml:space="preserve"> چندمین مضرب </w:t>
@@ -1651,8 +978,6 @@
             <w:r>
               <w:rPr>
                 <w:rFonts w:ascii="Shabnam" w:hAnsi="Shabnam" w:cs="0 Nazanin Bold" w:hint="cs"/>
-                <w:sz w:val="28"/>
-                <w:szCs w:val="28"/>
                 <w:rtl/>
               </w:rPr>
               <w:t>۹</w:t>
@@ -1660,8 +985,6 @@
             <w:r>
               <w:rPr>
                 <w:rFonts w:ascii="Shabnam" w:hAnsi="Shabnam" w:cs="0 Nazanin Bold" w:hint="cs"/>
-                <w:sz w:val="28"/>
-                <w:szCs w:val="28"/>
                 <w:rtl/>
               </w:rPr>
               <w:t xml:space="preserve"> است؟ ...................</w:t>
@@ -1673,16 +996,12 @@
               <w:contextualSpacing/>
               <w:rPr>
                 <w:rFonts w:ascii="Shabnam" w:hAnsi="Shabnam" w:cs="0 Nazanin Bold"/>
-                <w:sz w:val="28"/>
-                <w:szCs w:val="28"/>
-                <w:rtl/>
-              </w:rPr>
-            </w:pPr>
-            <w:r>
-              <w:rPr>
-                <w:rFonts w:ascii="Shabnam" w:hAnsi="Shabnam" w:cs="0 Nazanin Bold" w:hint="cs"/>
-                <w:sz w:val="28"/>
-                <w:szCs w:val="28"/>
+                <w:rtl/>
+              </w:rPr>
+            </w:pPr>
+            <w:r>
+              <w:rPr>
+                <w:rFonts w:ascii="Shabnam" w:hAnsi="Shabnam" w:cs="0 Nazanin Bold" w:hint="cs"/>
                 <w:rtl/>
               </w:rPr>
               <w:t xml:space="preserve">ث) </w:t>
@@ -1690,8 +1009,6 @@
             <w:r>
               <w:rPr>
                 <w:rFonts w:ascii="Shabnam" w:hAnsi="Shabnam" w:cs="0 Nazanin Bold" w:hint="cs"/>
-                <w:sz w:val="28"/>
-                <w:szCs w:val="28"/>
                 <w:rtl/>
               </w:rPr>
               <w:t>شمارنده همه عدد ها  :</w:t>
@@ -1699,8 +1016,6 @@
             <w:r>
               <w:rPr>
                 <w:rFonts w:ascii="Shabnam" w:hAnsi="Shabnam" w:cs="0 Nazanin Bold" w:hint="cs"/>
-                <w:sz w:val="28"/>
-                <w:szCs w:val="28"/>
                 <w:rtl/>
               </w:rPr>
               <w:t xml:space="preserve"> ..</w:t>
@@ -1708,8 +1023,6 @@
             <w:r>
               <w:rPr>
                 <w:rFonts w:ascii="Shabnam" w:hAnsi="Shabnam" w:cs="0 Nazanin Bold" w:hint="cs"/>
-                <w:sz w:val="28"/>
-                <w:szCs w:val="28"/>
                 <w:rtl/>
               </w:rPr>
               <w:t xml:space="preserve">.................        </w:t>
@@ -1717,8 +1030,6 @@
             <w:r>
               <w:rPr>
                 <w:rFonts w:ascii="Shabnam" w:hAnsi="Shabnam" w:cs="0 Nazanin Bold" w:hint="cs"/>
-                <w:sz w:val="28"/>
-                <w:szCs w:val="28"/>
                 <w:rtl/>
               </w:rPr>
               <w:t xml:space="preserve">ج) </w:t>
@@ -1752,16 +1063,7 @@
                 <w:rFonts w:ascii="Shabnam" w:hAnsi="Shabnam" w:cs="0 Nazanin Bold" w:hint="cs"/>
                 <w:rtl/>
               </w:rPr>
-              <w:t xml:space="preserve"> </w:t>
-            </w:r>
-            <w:r>
-              <w:rPr>
-                <w:rFonts w:ascii="Shabnam" w:hAnsi="Shabnam" w:cs="0 Nazanin Bold" w:hint="cs"/>
-                <w:sz w:val="28"/>
-                <w:szCs w:val="28"/>
-                <w:rtl/>
-              </w:rPr>
-              <w:t xml:space="preserve">................                </w:t>
+              <w:t xml:space="preserve"> ................                </w:t>
             </w:r>
           </w:p>
           <w:p>
@@ -1771,16 +1073,12 @@
               <w:jc w:val="both"/>
               <w:rPr>
                 <w:rFonts w:ascii="Shabnam" w:hAnsi="Shabnam" w:cs="0 Nazanin Bold"/>
-                <w:sz w:val="28"/>
-                <w:szCs w:val="28"/>
-                <w:rtl/>
-              </w:rPr>
-            </w:pPr>
-            <w:r>
-              <w:rPr>
-                <w:rFonts w:ascii="Shabnam" w:hAnsi="Shabnam" w:cs="0 Nazanin Bold" w:hint="cs"/>
-                <w:sz w:val="28"/>
-                <w:szCs w:val="28"/>
+                <w:rtl/>
+              </w:rPr>
+            </w:pPr>
+            <w:r>
+              <w:rPr>
+                <w:rFonts w:ascii="Shabnam" w:hAnsi="Shabnam" w:cs="0 Nazanin Bold" w:hint="cs"/>
                 <w:rtl/>
               </w:rPr>
               <w:t xml:space="preserve">هـ) عدد </w:t>
@@ -1788,8 +1086,6 @@
             <w:r>
               <w:rPr>
                 <w:rFonts w:ascii="Shabnam" w:hAnsi="Shabnam" w:cs="0 Nazanin Bold" w:hint="cs"/>
-                <w:sz w:val="28"/>
-                <w:szCs w:val="28"/>
                 <w:rtl/>
               </w:rPr>
               <w:t>۲۱</w:t>
@@ -1797,8 +1093,6 @@
             <w:r>
               <w:rPr>
                 <w:rFonts w:ascii="Shabnam" w:hAnsi="Shabnam" w:cs="0 Nazanin Bold" w:hint="cs"/>
-                <w:sz w:val="28"/>
-                <w:szCs w:val="28"/>
                 <w:rtl/>
               </w:rPr>
               <w:t xml:space="preserve"> چند شمارنده دارد؟ ............     </w:t>
@@ -1806,8 +1100,6 @@
             <w:r>
               <w:rPr>
                 <w:rFonts w:ascii="Shabnam" w:hAnsi="Shabnam" w:cs="0 Nazanin Bold" w:hint="cs"/>
-                <w:sz w:val="28"/>
-                <w:szCs w:val="28"/>
                 <w:rtl/>
               </w:rPr>
               <w:t xml:space="preserve"> </w:t>
@@ -1815,8 +1107,6 @@
             <w:r>
               <w:rPr>
                 <w:rFonts w:ascii="Shabnam" w:hAnsi="Shabnam" w:cs="0 Nazanin Bold" w:hint="cs"/>
-                <w:sz w:val="28"/>
-                <w:szCs w:val="28"/>
                 <w:rtl/>
               </w:rPr>
               <w:t xml:space="preserve"> </w:t>
@@ -1824,8 +1114,6 @@
             <w:r>
               <w:rPr>
                 <w:rFonts w:ascii="Shabnam" w:hAnsi="Shabnam" w:cs="0 Nazanin Bold" w:hint="cs"/>
-                <w:sz w:val="28"/>
-                <w:szCs w:val="28"/>
                 <w:rtl/>
               </w:rPr>
               <w:t xml:space="preserve">      </w:t>
@@ -1833,8 +1121,6 @@
             <w:r>
               <w:rPr>
                 <w:rFonts w:ascii="Shabnam" w:hAnsi="Shabnam" w:cs="0 Nazanin Bold" w:hint="cs"/>
-                <w:sz w:val="28"/>
-                <w:szCs w:val="28"/>
                 <w:rtl/>
               </w:rPr>
               <w:t xml:space="preserve">  ی)</w:t>
@@ -1842,8 +1128,6 @@
             <w:r>
               <w:rPr>
                 <w:rFonts w:ascii="Shabnam" w:hAnsi="Shabnam" w:cs="0 Nazanin Bold" w:hint="cs"/>
-                <w:sz w:val="28"/>
-                <w:szCs w:val="28"/>
                 <w:rtl/>
               </w:rPr>
               <w:t xml:space="preserve"> </w:t>
@@ -1851,8 +1135,6 @@
             <w:r>
               <w:rPr>
                 <w:rFonts w:ascii="Shabnam" w:hAnsi="Shabnam" w:cs="0 Nazanin Bold" w:hint="cs"/>
-                <w:sz w:val="28"/>
-                <w:szCs w:val="28"/>
                 <w:rtl/>
               </w:rPr>
               <w:t>تعداد عدد های اول چند تا است</w:t>
@@ -1860,8 +1142,6 @@
             <w:r>
               <w:rPr>
                 <w:rFonts w:ascii="Shabnam" w:hAnsi="Shabnam" w:cs="0 Nazanin Bold" w:hint="cs"/>
-                <w:sz w:val="28"/>
-                <w:szCs w:val="28"/>
                 <w:rtl/>
               </w:rPr>
               <w:t xml:space="preserve"> ؟ ...................</w:t>
@@ -1869,8 +1149,6 @@
             <w:r>
               <w:rPr>
                 <w:rFonts w:ascii="Shabnam" w:hAnsi="Shabnam" w:cs="0 Nazanin Bold" w:hint="cs"/>
-                <w:sz w:val="28"/>
-                <w:szCs w:val="28"/>
                 <w:rtl/>
               </w:rPr>
               <w:t xml:space="preserve">   </w:t>
@@ -1878,8 +1156,6 @@
             <w:r>
               <w:rPr>
                 <w:rFonts w:ascii="Shabnam" w:hAnsi="Shabnam" w:cs="0 Nazanin Bold" w:hint="cs"/>
-                <w:sz w:val="28"/>
-                <w:szCs w:val="28"/>
                 <w:rtl/>
               </w:rPr>
               <w:t xml:space="preserve">     </w:t>
@@ -1898,18 +1174,14 @@
                 <w:rFonts w:cs="0 Nazanin Bold"/>
                 <w:b/>
                 <w:bCs/>
-                <w:sz w:val="28"/>
-                <w:szCs w:val="28"/>
-                <w:rtl/>
-              </w:rPr>
-            </w:pPr>
-            <w:r>
-              <w:rPr>
-                <w:rFonts w:cs="0 Nazanin Bold" w:hint="cs"/>
-                <w:b/>
-                <w:bCs/>
-                <w:sz w:val="28"/>
-                <w:szCs w:val="28"/>
+                <w:rtl/>
+              </w:rPr>
+            </w:pPr>
+            <w:r>
+              <w:rPr>
+                <w:rFonts w:cs="0 Nazanin Bold" w:hint="cs"/>
+                <w:b/>
+                <w:bCs/>
                 <w:rtl/>
               </w:rPr>
               <w:t>2</w:t>
@@ -1939,8 +1211,8 @@
                 <w:rFonts w:cs="0 Nazanin Bold"/>
                 <w:b/>
                 <w:bCs/>
-                <w:sz w:val="28"/>
-                <w:szCs w:val="28"/>
+                <w:sz w:val="24"/>
+                <w:szCs w:val="24"/>
                 <w:rtl/>
               </w:rPr>
             </w:pPr>
@@ -1953,131 +1225,48 @@
           </w:tcPr>
           <w:p>
             <w:pPr>
-              <w:spacing w:line="276" w:lineRule="auto"/>
-              <w:rPr>
-                <w:rFonts w:ascii="Shabnam" w:hAnsi="Shabnam" w:cs="0 Nazanin Bold"/>
+              <w:spacing w:line="360" w:lineRule="auto"/>
+              <w:rPr>
+                <w:b/>
+                <w:bCs/>
                 <w:i/>
-                <w:sz w:val="28"/>
-                <w:szCs w:val="28"/>
-              </w:rPr>
-            </w:pPr>
-            <w:r>
-              <w:rPr>
-                <w:rFonts w:ascii="Shabnam" w:hAnsi="Shabnam" w:cs="0 Nazanin Bold" w:hint="cs"/>
+                <w:noProof/>
+                <w:rtl/>
+              </w:rPr>
+            </w:pPr>
+            <w:r>
+              <w:rPr>
+                <w:rFonts w:hint="cs"/>
+                <w:b/>
+                <w:bCs/>
                 <w:i/>
-                <w:sz w:val="28"/>
-                <w:szCs w:val="28"/>
-                <w:rtl/>
-              </w:rPr>
-              <w:t>تمام شمارنده های اعداد زیر را بنویسید.</w:t>
-            </w:r>
-          </w:p>
-          <w:tbl>
-            <w:tblPr>
-              <w:tblStyle w:val="TableGrid"/>
-              <w:bidiVisual/>
-              <w:tblW w:w="10230" w:type="dxa"/>
-              <w:tblLayout w:type="fixed"/>
-              <w:tblLook w:val="04A0" w:firstRow="1" w:lastRow="0" w:firstColumn="1" w:lastColumn="0" w:noHBand="0" w:noVBand="1"/>
-            </w:tblPr>
-            <w:tblGrid>
-              <w:gridCol w:w="4821"/>
-              <w:gridCol w:w="5409"/>
-            </w:tblGrid>
-            <w:tr>
-              <w:tc>
-                <w:tcPr>
-                  <w:tcW w:w="4821" w:type="dxa"/>
-                  <w:tcBorders>
-                    <w:top w:val="single" w:sz="4" w:space="0" w:color="FFFFFF" w:themeColor="background1"/>
-                    <w:left w:val="single" w:sz="4" w:space="0" w:color="FFFFFF" w:themeColor="background1"/>
-                    <w:bottom w:val="single" w:sz="4" w:space="0" w:color="FFFFFF" w:themeColor="background1"/>
-                    <w:right w:val="single" w:sz="4" w:space="0" w:color="FFFFFF" w:themeColor="background1"/>
-                  </w:tcBorders>
-                </w:tcPr>
-                <w:p>
-                  <w:pPr>
-                    <w:spacing w:line="276" w:lineRule="auto"/>
-                    <w:jc w:val="right"/>
-                    <w:rPr>
-                      <w:rFonts w:ascii="Shabnam" w:hAnsi="Shabnam" w:cs="0 Nazanin Bold"/>
-                      <w:sz w:val="28"/>
-                      <w:szCs w:val="28"/>
-                      <w:rtl/>
-                    </w:rPr>
-                  </w:pPr>
-                  <w:r>
-                    <w:rPr>
-                      <w:rFonts w:ascii="Shabnam" w:hAnsi="Shabnam" w:cs="0 Nazanin Bold" w:hint="cs"/>
-                      <w:sz w:val="28"/>
-                      <w:szCs w:val="28"/>
-                      <w:rtl/>
-                    </w:rPr>
-                    <w:t>: ۱</w:t>
-                  </w:r>
-                  <w:r>
-                    <w:rPr>
-                      <w:rFonts w:ascii="Shabnam" w:hAnsi="Shabnam" w:cs="0 Nazanin Bold" w:hint="cs"/>
-                      <w:sz w:val="28"/>
-                      <w:szCs w:val="28"/>
-                      <w:rtl/>
-                    </w:rPr>
-                    <w:t>۲</w:t>
-                  </w:r>
-                </w:p>
-              </w:tc>
-              <w:tc>
-                <w:tcPr>
-                  <w:tcW w:w="5409" w:type="dxa"/>
-                  <w:tcBorders>
-                    <w:top w:val="single" w:sz="4" w:space="0" w:color="FFFFFF" w:themeColor="background1"/>
-                    <w:left w:val="single" w:sz="4" w:space="0" w:color="FFFFFF" w:themeColor="background1"/>
-                    <w:bottom w:val="single" w:sz="4" w:space="0" w:color="FFFFFF" w:themeColor="background1"/>
-                    <w:right w:val="single" w:sz="4" w:space="0" w:color="FFFFFF" w:themeColor="background1"/>
-                  </w:tcBorders>
-                </w:tcPr>
-                <w:p>
-                  <w:pPr>
-                    <w:spacing w:line="276" w:lineRule="auto"/>
-                    <w:jc w:val="center"/>
-                    <w:rPr>
-                      <w:rFonts w:ascii="Shabnam" w:hAnsi="Shabnam" w:cs="0 Nazanin Bold"/>
-                      <w:sz w:val="28"/>
-                      <w:szCs w:val="28"/>
-                      <w:rtl/>
-                    </w:rPr>
-                  </w:pPr>
-                  <w:r>
-                    <w:rPr>
-                      <w:rFonts w:ascii="Shabnam" w:hAnsi="Shabnam" w:cs="0 Nazanin Bold" w:hint="cs"/>
-                      <w:sz w:val="28"/>
-                      <w:szCs w:val="28"/>
-                      <w:rtl/>
-                    </w:rPr>
-                    <w:t xml:space="preserve">                                                      </w:t>
-                  </w:r>
-                  <w:r>
-                    <w:rPr>
-                      <w:rFonts w:ascii="Shabnam" w:hAnsi="Shabnam" w:cs="0 Nazanin Bold" w:hint="cs"/>
-                      <w:sz w:val="28"/>
-                      <w:szCs w:val="28"/>
-                      <w:rtl/>
-                    </w:rPr>
-                    <w:t xml:space="preserve">: </w:t>
-                  </w:r>
-                  <w:r>
-                    <w:rPr>
-                      <w:rFonts w:ascii="Shabnam" w:hAnsi="Shabnam" w:cs="0 Nazanin Bold" w:hint="cs"/>
-                      <w:sz w:val="28"/>
-                      <w:szCs w:val="28"/>
-                      <w:rtl/>
-                    </w:rPr>
-                    <w:t>30</w:t>
-                  </w:r>
-                </w:p>
-              </w:tc>
-            </w:tr>
-          </w:tbl>
+                <w:noProof/>
+                <w:rtl/>
+              </w:rPr>
+              <w:t>الف) شمارنده</w:t>
+            </w:r>
+            <w:r>
+              <w:rPr>
+                <w:b/>
+                <w:bCs/>
+                <w:i/>
+                <w:noProof/>
+                <w:rtl/>
+              </w:rPr>
+              <w:softHyphen/>
+            </w:r>
+            <w:r>
+              <w:rPr>
+                <w:rFonts w:hint="cs"/>
+                <w:b/>
+                <w:bCs/>
+                <w:i/>
+                <w:noProof/>
+                <w:rtl/>
+              </w:rPr>
+              <w:t xml:space="preserve">های عدد 16  را بنویسید:                                   </w:t>
+            </w:r>
+          </w:p>
           <w:p>
             <w:pPr>
               <w:tabs>
@@ -2089,30 +1278,20 @@
                 <w:rFonts w:cs="0 Nazanin Bold"/>
                 <w:b/>
                 <w:bCs/>
-                <w:sz w:val="2"/>
-                <w:szCs w:val="2"/>
-                <w:rtl/>
-                <w:lang w:bidi="fa-IR"/>
-              </w:rPr>
-            </w:pPr>
-          </w:p>
-          <w:p>
-            <w:pPr>
-              <w:tabs>
-                <w:tab w:val="left" w:pos="2541"/>
-                <w:tab w:val="left" w:pos="4605"/>
-                <w:tab w:val="left" w:pos="6156"/>
-              </w:tabs>
-              <w:jc w:val="center"/>
-              <w:rPr>
-                <w:rFonts w:cs="0 Nazanin Bold"/>
-                <w:b/>
-                <w:bCs/>
-                <w:sz w:val="4"/>
-                <w:szCs w:val="4"/>
-                <w:rtl/>
-              </w:rPr>
-            </w:pPr>
+                <w:rtl/>
+              </w:rPr>
+            </w:pPr>
+            <w:r>
+              <w:rPr>
+                <w:rFonts w:hint="cs"/>
+                <w:b/>
+                <w:bCs/>
+                <w:i/>
+                <w:noProof/>
+                <w:rtl/>
+              </w:rPr>
+              <w:t xml:space="preserve">ب) دو مضرب عدد 7 را بنویسید: </w:t>
+            </w:r>
           </w:p>
         </w:tc>
         <w:tc>
@@ -2127,18 +1306,14 @@
                 <w:rFonts w:cs="0 Nazanin Bold"/>
                 <w:b/>
                 <w:bCs/>
-                <w:sz w:val="28"/>
-                <w:szCs w:val="28"/>
-                <w:rtl/>
-              </w:rPr>
-            </w:pPr>
-            <w:r>
-              <w:rPr>
-                <w:rFonts w:cs="0 Nazanin Bold" w:hint="cs"/>
-                <w:b/>
-                <w:bCs/>
-                <w:sz w:val="28"/>
-                <w:szCs w:val="28"/>
+                <w:rtl/>
+              </w:rPr>
+            </w:pPr>
+            <w:r>
+              <w:rPr>
+                <w:rFonts w:cs="0 Nazanin Bold" w:hint="cs"/>
+                <w:b/>
+                <w:bCs/>
                 <w:rtl/>
               </w:rPr>
               <w:t>۱</w:t>
@@ -2148,7 +1323,7 @@
       </w:tr>
       <w:tr>
         <w:trPr>
-          <w:trHeight w:val="1018"/>
+          <w:trHeight w:val="170"/>
           <w:jc w:val="center"/>
         </w:trPr>
         <w:tc>
@@ -2168,8 +1343,8 @@
                 <w:rFonts w:cs="0 Nazanin Bold"/>
                 <w:b/>
                 <w:bCs/>
-                <w:sz w:val="28"/>
-                <w:szCs w:val="28"/>
+                <w:sz w:val="24"/>
+                <w:szCs w:val="24"/>
                 <w:rtl/>
               </w:rPr>
             </w:pPr>
@@ -2187,18 +1362,14 @@
                 <w:rFonts w:cs="0 Nazanin Bold"/>
                 <w:b/>
                 <w:bCs/>
-                <w:sz w:val="28"/>
-                <w:szCs w:val="28"/>
-                <w:rtl/>
-              </w:rPr>
-            </w:pPr>
-            <w:r>
-              <w:rPr>
-                <w:rFonts w:cs="0 Nazanin Bold" w:hint="cs"/>
-                <w:b/>
-                <w:bCs/>
-                <w:sz w:val="28"/>
-                <w:szCs w:val="28"/>
+                <w:rtl/>
+              </w:rPr>
+            </w:pPr>
+            <w:r>
+              <w:rPr>
+                <w:rFonts w:cs="0 Nazanin Bold" w:hint="cs"/>
+                <w:b/>
+                <w:bCs/>
                 <w:rtl/>
               </w:rPr>
               <w:t xml:space="preserve">در بین اعداد زیر ، </w:t>
@@ -2208,8 +1379,6 @@
                 <w:rFonts w:cs="0 Nazanin Bold"/>
                 <w:b/>
                 <w:bCs/>
-                <w:sz w:val="28"/>
-                <w:szCs w:val="28"/>
                 <w:rtl/>
               </w:rPr>
               <w:t>عدد ها</w:t>
@@ -2219,8 +1388,6 @@
                 <w:rFonts w:cs="0 Nazanin Bold" w:hint="cs"/>
                 <w:b/>
                 <w:bCs/>
-                <w:sz w:val="28"/>
-                <w:szCs w:val="28"/>
                 <w:rtl/>
               </w:rPr>
               <w:t>ی</w:t>
@@ -2230,8 +1397,6 @@
                 <w:rFonts w:cs="0 Nazanin Bold"/>
                 <w:b/>
                 <w:bCs/>
-                <w:sz w:val="28"/>
-                <w:szCs w:val="28"/>
                 <w:rtl/>
               </w:rPr>
               <w:t xml:space="preserve"> اول </w:t>
@@ -2241,8 +1406,6 @@
                 <w:rFonts w:cs="0 Nazanin Bold" w:hint="cs"/>
                 <w:b/>
                 <w:bCs/>
-                <w:sz w:val="28"/>
-                <w:szCs w:val="28"/>
                 <w:rtl/>
               </w:rPr>
               <w:t>را مشخص کنید : ............... و ................ و ................ و ................</w:t>
@@ -2256,18 +1419,14 @@
                 <w:rFonts w:cs="0 Nazanin Bold"/>
                 <w:b/>
                 <w:bCs/>
-                <w:sz w:val="28"/>
-                <w:szCs w:val="28"/>
-                <w:rtl/>
-              </w:rPr>
-            </w:pPr>
-            <w:r>
-              <w:rPr>
-                <w:rFonts w:cs="0 Nazanin Bold" w:hint="cs"/>
-                <w:b/>
-                <w:bCs/>
-                <w:sz w:val="28"/>
-                <w:szCs w:val="28"/>
+                <w:rtl/>
+              </w:rPr>
+            </w:pPr>
+            <w:r>
+              <w:rPr>
+                <w:rFonts w:cs="0 Nazanin Bold" w:hint="cs"/>
+                <w:b/>
+                <w:bCs/>
                 <w:rtl/>
               </w:rPr>
               <w:t>۱</w:t>
@@ -2277,8 +1436,6 @@
                 <w:rFonts w:cs="0 Nazanin Bold"/>
                 <w:b/>
                 <w:bCs/>
-                <w:sz w:val="28"/>
-                <w:szCs w:val="28"/>
                 <w:rtl/>
               </w:rPr>
               <w:t xml:space="preserve"> </w:t>
@@ -2288,8 +1445,6 @@
                 <w:rFonts w:cs="0 Nazanin Bold"/>
                 <w:b/>
                 <w:bCs/>
-                <w:sz w:val="28"/>
-                <w:szCs w:val="28"/>
               </w:rPr>
               <w:t>,</w:t>
             </w:r>
@@ -2298,8 +1453,6 @@
                 <w:rFonts w:cs="0 Nazanin Bold"/>
                 <w:b/>
                 <w:bCs/>
-                <w:sz w:val="28"/>
-                <w:szCs w:val="28"/>
                 <w:rtl/>
               </w:rPr>
               <w:t xml:space="preserve"> </w:t>
@@ -2309,8 +1462,6 @@
                 <w:rFonts w:cs="0 Nazanin Bold" w:hint="cs"/>
                 <w:b/>
                 <w:bCs/>
-                <w:sz w:val="28"/>
-                <w:szCs w:val="28"/>
                 <w:rtl/>
                 <w:lang w:bidi="fa-IR"/>
               </w:rPr>
@@ -2321,8 +1472,6 @@
                 <w:rFonts w:cs="0 Nazanin Bold"/>
                 <w:b/>
                 <w:bCs/>
-                <w:sz w:val="28"/>
-                <w:szCs w:val="28"/>
                 <w:rtl/>
               </w:rPr>
               <w:t xml:space="preserve">19 </w:t>
@@ -2332,8 +1481,6 @@
                 <w:rFonts w:cs="0 Nazanin Bold"/>
                 <w:b/>
                 <w:bCs/>
-                <w:sz w:val="28"/>
-                <w:szCs w:val="28"/>
               </w:rPr>
               <w:t xml:space="preserve"> ,</w:t>
             </w:r>
@@ -2342,8 +1489,6 @@
                 <w:rFonts w:cs="0 Nazanin Bold"/>
                 <w:b/>
                 <w:bCs/>
-                <w:sz w:val="28"/>
-                <w:szCs w:val="28"/>
                 <w:rtl/>
               </w:rPr>
               <w:t xml:space="preserve"> 9</w:t>
@@ -2353,8 +1498,6 @@
                 <w:rFonts w:cs="0 Nazanin Bold" w:hint="cs"/>
                 <w:b/>
                 <w:bCs/>
-                <w:sz w:val="28"/>
-                <w:szCs w:val="28"/>
                 <w:rtl/>
               </w:rPr>
               <w:t xml:space="preserve"> </w:t>
@@ -2364,8 +1507,6 @@
                 <w:rFonts w:cs="0 Nazanin Bold"/>
                 <w:b/>
                 <w:bCs/>
-                <w:sz w:val="28"/>
-                <w:szCs w:val="28"/>
                 <w:rtl/>
               </w:rPr>
               <w:t xml:space="preserve"> </w:t>
@@ -2375,8 +1516,6 @@
                 <w:rFonts w:cs="0 Nazanin Bold"/>
                 <w:b/>
                 <w:bCs/>
-                <w:sz w:val="28"/>
-                <w:szCs w:val="28"/>
               </w:rPr>
               <w:t>,</w:t>
             </w:r>
@@ -2385,8 +1524,6 @@
                 <w:rFonts w:cs="0 Nazanin Bold"/>
                 <w:b/>
                 <w:bCs/>
-                <w:sz w:val="28"/>
-                <w:szCs w:val="28"/>
                 <w:rtl/>
               </w:rPr>
               <w:t xml:space="preserve"> </w:t>
@@ -2396,8 +1533,6 @@
                 <w:rFonts w:cs="0 Nazanin Bold" w:hint="cs"/>
                 <w:b/>
                 <w:bCs/>
-                <w:sz w:val="28"/>
-                <w:szCs w:val="28"/>
                 <w:rtl/>
               </w:rPr>
               <w:t xml:space="preserve"> </w:t>
@@ -2407,8 +1542,6 @@
                 <w:rFonts w:cs="0 Nazanin Bold"/>
                 <w:b/>
                 <w:bCs/>
-                <w:sz w:val="28"/>
-                <w:szCs w:val="28"/>
                 <w:rtl/>
               </w:rPr>
               <w:t>2</w:t>
@@ -2418,8 +1551,6 @@
                 <w:rFonts w:cs="0 Nazanin Bold" w:hint="cs"/>
                 <w:b/>
                 <w:bCs/>
-                <w:sz w:val="28"/>
-                <w:szCs w:val="28"/>
                 <w:rtl/>
               </w:rPr>
               <w:t>۶</w:t>
@@ -2429,8 +1560,6 @@
                 <w:rFonts w:cs="0 Nazanin Bold" w:hint="cs"/>
                 <w:b/>
                 <w:bCs/>
-                <w:sz w:val="28"/>
-                <w:szCs w:val="28"/>
                 <w:rtl/>
               </w:rPr>
               <w:t xml:space="preserve"> </w:t>
@@ -2440,8 +1569,6 @@
                 <w:rFonts w:cs="0 Nazanin Bold"/>
                 <w:b/>
                 <w:bCs/>
-                <w:sz w:val="28"/>
-                <w:szCs w:val="28"/>
                 <w:rtl/>
               </w:rPr>
               <w:t xml:space="preserve"> </w:t>
@@ -2451,8 +1578,6 @@
                 <w:rFonts w:cs="0 Nazanin Bold"/>
                 <w:b/>
                 <w:bCs/>
-                <w:sz w:val="28"/>
-                <w:szCs w:val="28"/>
               </w:rPr>
               <w:t>,</w:t>
             </w:r>
@@ -2461,8 +1586,6 @@
                 <w:rFonts w:cs="0 Nazanin Bold"/>
                 <w:b/>
                 <w:bCs/>
-                <w:sz w:val="28"/>
-                <w:szCs w:val="28"/>
                 <w:rtl/>
               </w:rPr>
               <w:t xml:space="preserve"> </w:t>
@@ -2472,8 +1595,6 @@
                 <w:rFonts w:cs="0 Nazanin Bold" w:hint="cs"/>
                 <w:b/>
                 <w:bCs/>
-                <w:sz w:val="28"/>
-                <w:szCs w:val="28"/>
                 <w:rtl/>
                 <w:lang w:bidi="fa-IR"/>
               </w:rPr>
@@ -2484,8 +1605,6 @@
                 <w:rFonts w:cs="0 Nazanin Bold" w:hint="cs"/>
                 <w:b/>
                 <w:bCs/>
-                <w:sz w:val="28"/>
-                <w:szCs w:val="28"/>
                 <w:rtl/>
               </w:rPr>
               <w:t>۱۱</w:t>
@@ -2495,8 +1614,6 @@
                 <w:rFonts w:cs="0 Nazanin Bold"/>
                 <w:b/>
                 <w:bCs/>
-                <w:sz w:val="28"/>
-                <w:szCs w:val="28"/>
                 <w:rtl/>
               </w:rPr>
               <w:t xml:space="preserve"> </w:t>
@@ -2506,8 +1623,6 @@
                 <w:rFonts w:cs="0 Nazanin Bold" w:hint="cs"/>
                 <w:b/>
                 <w:bCs/>
-                <w:sz w:val="28"/>
-                <w:szCs w:val="28"/>
                 <w:rtl/>
               </w:rPr>
               <w:t xml:space="preserve"> </w:t>
@@ -2517,8 +1632,6 @@
                 <w:rFonts w:cs="0 Nazanin Bold"/>
                 <w:b/>
                 <w:bCs/>
-                <w:sz w:val="28"/>
-                <w:szCs w:val="28"/>
               </w:rPr>
               <w:t>,</w:t>
             </w:r>
@@ -2527,8 +1640,6 @@
                 <w:rFonts w:cs="0 Nazanin Bold"/>
                 <w:b/>
                 <w:bCs/>
-                <w:sz w:val="28"/>
-                <w:szCs w:val="28"/>
                 <w:rtl/>
               </w:rPr>
               <w:t xml:space="preserve"> 2 </w:t>
@@ -2538,8 +1649,6 @@
                 <w:rFonts w:cs="0 Nazanin Bold"/>
                 <w:b/>
                 <w:bCs/>
-                <w:sz w:val="28"/>
-                <w:szCs w:val="28"/>
               </w:rPr>
               <w:t xml:space="preserve">, </w:t>
             </w:r>
@@ -2548,8 +1657,6 @@
                 <w:rFonts w:cs="0 Nazanin Bold"/>
                 <w:b/>
                 <w:bCs/>
-                <w:sz w:val="28"/>
-                <w:szCs w:val="28"/>
                 <w:rtl/>
               </w:rPr>
               <w:t xml:space="preserve"> </w:t>
@@ -2559,8 +1666,6 @@
                 <w:rFonts w:cs="0 Nazanin Bold" w:hint="cs"/>
                 <w:b/>
                 <w:bCs/>
-                <w:sz w:val="28"/>
-                <w:szCs w:val="28"/>
                 <w:rtl/>
                 <w:lang w:bidi="fa-IR"/>
               </w:rPr>
@@ -2571,8 +1676,6 @@
                 <w:rFonts w:cs="0 Nazanin Bold"/>
                 <w:b/>
                 <w:bCs/>
-                <w:sz w:val="28"/>
-                <w:szCs w:val="28"/>
                 <w:rtl/>
               </w:rPr>
               <w:t xml:space="preserve">31 </w:t>
@@ -2582,8 +1685,6 @@
                 <w:rFonts w:cs="0 Nazanin Bold"/>
                 <w:b/>
                 <w:bCs/>
-                <w:sz w:val="28"/>
-                <w:szCs w:val="28"/>
               </w:rPr>
               <w:t xml:space="preserve"> ,</w:t>
             </w:r>
@@ -2592,8 +1693,6 @@
                 <w:rFonts w:cs="0 Nazanin Bold"/>
                 <w:b/>
                 <w:bCs/>
-                <w:sz w:val="28"/>
-                <w:szCs w:val="28"/>
                 <w:rtl/>
               </w:rPr>
               <w:t xml:space="preserve"> </w:t>
@@ -2603,8 +1702,6 @@
                 <w:rFonts w:cs="0 Nazanin Bold" w:hint="cs"/>
                 <w:b/>
                 <w:bCs/>
-                <w:sz w:val="28"/>
-                <w:szCs w:val="28"/>
                 <w:rtl/>
               </w:rPr>
               <w:t>۲۱</w:t>
@@ -2614,8 +1711,6 @@
                 <w:rFonts w:cs="0 Nazanin Bold"/>
                 <w:b/>
                 <w:bCs/>
-                <w:sz w:val="28"/>
-                <w:szCs w:val="28"/>
                 <w:rtl/>
               </w:rPr>
               <w:t xml:space="preserve"> </w:t>
@@ -2625,8 +1720,6 @@
                 <w:rFonts w:cs="0 Nazanin Bold"/>
                 <w:b/>
                 <w:bCs/>
-                <w:sz w:val="28"/>
-                <w:szCs w:val="28"/>
               </w:rPr>
               <w:t>,</w:t>
             </w:r>
@@ -2635,8 +1728,6 @@
                 <w:rFonts w:cs="0 Nazanin Bold"/>
                 <w:b/>
                 <w:bCs/>
-                <w:sz w:val="28"/>
-                <w:szCs w:val="28"/>
                 <w:rtl/>
               </w:rPr>
               <w:t xml:space="preserve"> </w:t>
@@ -2646,8 +1737,6 @@
                 <w:rFonts w:cs="0 Nazanin Bold" w:hint="cs"/>
                 <w:b/>
                 <w:bCs/>
-                <w:sz w:val="28"/>
-                <w:szCs w:val="28"/>
                 <w:rtl/>
               </w:rPr>
               <w:t xml:space="preserve"> </w:t>
@@ -2657,8 +1746,6 @@
                 <w:rFonts w:cs="0 Nazanin Bold" w:hint="cs"/>
                 <w:b/>
                 <w:bCs/>
-                <w:sz w:val="28"/>
-                <w:szCs w:val="28"/>
                 <w:rtl/>
               </w:rPr>
               <w:t>۶۹</w:t>
@@ -2668,8 +1755,6 @@
                 <w:rFonts w:cs="0 Nazanin Bold"/>
                 <w:b/>
                 <w:bCs/>
-                <w:sz w:val="28"/>
-                <w:szCs w:val="28"/>
                 <w:rtl/>
               </w:rPr>
               <w:t xml:space="preserve"> </w:t>
@@ -2679,8 +1764,6 @@
                 <w:rFonts w:cs="0 Nazanin Bold"/>
                 <w:b/>
                 <w:bCs/>
-                <w:sz w:val="28"/>
-                <w:szCs w:val="28"/>
               </w:rPr>
               <w:t>,</w:t>
             </w:r>
@@ -2689,8 +1772,6 @@
                 <w:rFonts w:cs="0 Nazanin Bold"/>
                 <w:b/>
                 <w:bCs/>
-                <w:sz w:val="28"/>
-                <w:szCs w:val="28"/>
                 <w:rtl/>
               </w:rPr>
               <w:t xml:space="preserve"> 2</w:t>
@@ -2700,8 +1781,6 @@
                 <w:rFonts w:cs="0 Nazanin Bold" w:hint="cs"/>
                 <w:b/>
                 <w:bCs/>
-                <w:sz w:val="28"/>
-                <w:szCs w:val="28"/>
                 <w:rtl/>
               </w:rPr>
               <w:t>۹</w:t>
@@ -2711,8 +1790,6 @@
                 <w:rFonts w:cs="0 Nazanin Bold"/>
                 <w:b/>
                 <w:bCs/>
-                <w:sz w:val="28"/>
-                <w:szCs w:val="28"/>
                 <w:rtl/>
               </w:rPr>
               <w:t xml:space="preserve"> </w:t>
@@ -2722,8 +1799,6 @@
                 <w:rFonts w:cs="0 Nazanin Bold" w:hint="cs"/>
                 <w:b/>
                 <w:bCs/>
-                <w:sz w:val="28"/>
-                <w:szCs w:val="28"/>
                 <w:rtl/>
               </w:rPr>
               <w:t xml:space="preserve"> </w:t>
@@ -2733,8 +1808,6 @@
                 <w:rFonts w:cs="0 Nazanin Bold"/>
                 <w:b/>
                 <w:bCs/>
-                <w:sz w:val="28"/>
-                <w:szCs w:val="28"/>
               </w:rPr>
               <w:t xml:space="preserve">  ,</w:t>
             </w:r>
@@ -2743,8 +1816,6 @@
                 <w:rFonts w:cs="0 Nazanin Bold" w:hint="cs"/>
                 <w:b/>
                 <w:bCs/>
-                <w:sz w:val="28"/>
-                <w:szCs w:val="28"/>
                 <w:rtl/>
               </w:rPr>
               <w:t>۱۴</w:t>
@@ -2763,18 +1834,14 @@
                 <w:rFonts w:cs="0 Nazanin Bold"/>
                 <w:b/>
                 <w:bCs/>
-                <w:sz w:val="28"/>
-                <w:szCs w:val="28"/>
-                <w:rtl/>
-              </w:rPr>
-            </w:pPr>
-            <w:r>
-              <w:rPr>
-                <w:rFonts w:cs="0 Nazanin Bold" w:hint="cs"/>
-                <w:b/>
-                <w:bCs/>
-                <w:sz w:val="28"/>
-                <w:szCs w:val="28"/>
+                <w:rtl/>
+              </w:rPr>
+            </w:pPr>
+            <w:r>
+              <w:rPr>
+                <w:rFonts w:cs="0 Nazanin Bold" w:hint="cs"/>
+                <w:b/>
+                <w:bCs/>
                 <w:rtl/>
               </w:rPr>
               <w:t>1</w:t>
@@ -2784,7 +1851,7 @@
       </w:tr>
       <w:tr>
         <w:trPr>
-          <w:trHeight w:val="1036"/>
+          <w:trHeight w:val="1612"/>
           <w:jc w:val="center"/>
         </w:trPr>
         <w:tc>
@@ -2804,8 +1871,8 @@
                 <w:rFonts w:cs="0 Nazanin Bold"/>
                 <w:b/>
                 <w:bCs/>
-                <w:sz w:val="28"/>
-                <w:szCs w:val="28"/>
+                <w:sz w:val="24"/>
+                <w:szCs w:val="24"/>
                 <w:rtl/>
               </w:rPr>
             </w:pPr>
@@ -2822,15 +1889,11 @@
               <w:contextualSpacing/>
               <w:rPr>
                 <w:rFonts w:ascii="Shabnam" w:hAnsi="Shabnam" w:cs="0 Nazanin Bold"/>
-                <w:sz w:val="28"/>
-                <w:szCs w:val="28"/>
-              </w:rPr>
-            </w:pPr>
-            <w:r>
-              <w:rPr>
-                <w:rFonts w:ascii="Shabnam" w:hAnsi="Shabnam" w:cs="0 Nazanin Bold" w:hint="cs"/>
-                <w:sz w:val="28"/>
-                <w:szCs w:val="28"/>
+              </w:rPr>
+            </w:pPr>
+            <w:r>
+              <w:rPr>
+                <w:rFonts w:ascii="Shabnam" w:hAnsi="Shabnam" w:cs="0 Nazanin Bold" w:hint="cs"/>
                 <w:rtl/>
               </w:rPr>
               <w:t>عدد های زیر را تجزیه کنید و هر عدد را به صورت ضرب شمارنده های اول آن بنویسید.</w:t>
@@ -2870,16 +1933,12 @@
                     <w:jc w:val="center"/>
                     <w:rPr>
                       <w:rFonts w:ascii="Shabnam" w:hAnsi="Shabnam" w:cs="0 Nazanin Bold"/>
-                      <w:sz w:val="28"/>
-                      <w:szCs w:val="28"/>
                       <w:rtl/>
                     </w:rPr>
                   </w:pPr>
                   <w:r>
                     <w:rPr>
                       <w:rFonts w:ascii="Shabnam" w:hAnsi="Shabnam" w:cs="0 Nazanin Bold" w:hint="cs"/>
-                      <w:sz w:val="28"/>
-                      <w:szCs w:val="28"/>
                       <w:rtl/>
                     </w:rPr>
                     <w:t>۴۰</w:t>
@@ -2905,16 +1964,12 @@
                     <w:jc w:val="center"/>
                     <w:rPr>
                       <w:rFonts w:ascii="Shabnam" w:hAnsi="Shabnam" w:cs="0 Nazanin Bold"/>
-                      <w:sz w:val="28"/>
-                      <w:szCs w:val="28"/>
                       <w:rtl/>
                     </w:rPr>
                   </w:pPr>
                   <w:r>
                     <w:rPr>
                       <w:rFonts w:ascii="Shabnam" w:hAnsi="Shabnam" w:cs="0 Nazanin Bold" w:hint="cs"/>
-                      <w:sz w:val="28"/>
-                      <w:szCs w:val="28"/>
                       <w:rtl/>
                     </w:rPr>
                     <w:t>۳۲</w:t>
@@ -2940,16 +1995,12 @@
                     <w:jc w:val="center"/>
                     <w:rPr>
                       <w:rFonts w:ascii="Shabnam" w:hAnsi="Shabnam" w:cs="0 Nazanin Bold"/>
-                      <w:sz w:val="28"/>
-                      <w:szCs w:val="28"/>
                       <w:rtl/>
                     </w:rPr>
                   </w:pPr>
                   <w:r>
                     <w:rPr>
                       <w:rFonts w:ascii="Shabnam" w:hAnsi="Shabnam" w:cs="0 Nazanin Bold" w:hint="cs"/>
-                      <w:sz w:val="28"/>
-                      <w:szCs w:val="28"/>
                       <w:rtl/>
                     </w:rPr>
                     <w:t>۲۴</w:t>
@@ -2975,8 +2026,6 @@
                     <w:jc w:val="center"/>
                     <w:rPr>
                       <w:rFonts w:ascii="Shabnam" w:hAnsi="Shabnam" w:cs="0 Nazanin Bold"/>
-                      <w:sz w:val="28"/>
-                      <w:szCs w:val="28"/>
                       <w:rtl/>
                       <w:lang w:bidi="fa-IR"/>
                     </w:rPr>
@@ -2984,8 +2033,6 @@
                   <w:r>
                     <w:rPr>
                       <w:rFonts w:ascii="Shabnam" w:hAnsi="Shabnam" w:cs="0 Nazanin Bold" w:hint="cs"/>
-                      <w:sz w:val="28"/>
-                      <w:szCs w:val="28"/>
                       <w:rtl/>
                     </w:rPr>
                     <w:t>1</w:t>
@@ -2993,8 +2040,6 @@
                   <w:r>
                     <w:rPr>
                       <w:rFonts w:ascii="Shabnam" w:hAnsi="Shabnam" w:cs="0 Nazanin Bold" w:hint="cs"/>
-                      <w:sz w:val="28"/>
-                      <w:szCs w:val="28"/>
                       <w:rtl/>
                     </w:rPr>
                     <w:t>۲</w:t>
@@ -3002,8 +2047,6 @@
                   <w:r>
                     <w:rPr>
                       <w:rFonts w:ascii="Shabnam" w:hAnsi="Shabnam" w:cs="0 Nazanin Bold" w:hint="cs"/>
-                      <w:sz w:val="28"/>
-                      <w:szCs w:val="28"/>
                       <w:rtl/>
                     </w:rPr>
                     <w:t>0</w:t>
@@ -3031,8 +2074,6 @@
                     <w:jc w:val="center"/>
                     <w:rPr>
                       <w:rFonts w:ascii="Shabnam" w:hAnsi="Shabnam" w:cs="0 Nazanin Bold"/>
-                      <w:sz w:val="28"/>
-                      <w:szCs w:val="28"/>
                       <w:rtl/>
                     </w:rPr>
                   </w:pPr>
@@ -3057,8 +2098,6 @@
                     <w:jc w:val="center"/>
                     <w:rPr>
                       <w:rFonts w:ascii="Shabnam" w:hAnsi="Shabnam" w:cs="0 Nazanin Bold"/>
-                      <w:sz w:val="28"/>
-                      <w:szCs w:val="28"/>
                       <w:rtl/>
                     </w:rPr>
                   </w:pPr>
@@ -3083,8 +2122,6 @@
                     <w:jc w:val="center"/>
                     <w:rPr>
                       <w:rFonts w:ascii="Shabnam" w:hAnsi="Shabnam" w:cs="0 Nazanin Bold"/>
-                      <w:sz w:val="28"/>
-                      <w:szCs w:val="28"/>
                       <w:rtl/>
                     </w:rPr>
                   </w:pPr>
@@ -3109,8 +2146,6 @@
                     <w:jc w:val="center"/>
                     <w:rPr>
                       <w:rFonts w:ascii="Shabnam" w:hAnsi="Shabnam" w:cs="0 Nazanin Bold"/>
-                      <w:sz w:val="28"/>
-                      <w:szCs w:val="28"/>
                       <w:rtl/>
                     </w:rPr>
                   </w:pPr>
@@ -3137,8 +2172,6 @@
                     <w:jc w:val="center"/>
                     <w:rPr>
                       <w:rFonts w:ascii="Shabnam" w:hAnsi="Shabnam" w:cs="0 Nazanin Bold"/>
-                      <w:sz w:val="28"/>
-                      <w:szCs w:val="28"/>
                       <w:rtl/>
                     </w:rPr>
                   </w:pPr>
@@ -3163,8 +2196,6 @@
                     <w:jc w:val="center"/>
                     <w:rPr>
                       <w:rFonts w:ascii="Shabnam" w:hAnsi="Shabnam" w:cs="0 Nazanin Bold"/>
-                      <w:sz w:val="28"/>
-                      <w:szCs w:val="28"/>
                       <w:rtl/>
                     </w:rPr>
                   </w:pPr>
@@ -3189,8 +2220,6 @@
                     <w:jc w:val="center"/>
                     <w:rPr>
                       <w:rFonts w:ascii="Shabnam" w:hAnsi="Shabnam" w:cs="0 Nazanin Bold"/>
-                      <w:sz w:val="28"/>
-                      <w:szCs w:val="28"/>
                       <w:rtl/>
                     </w:rPr>
                   </w:pPr>
@@ -3215,8 +2244,6 @@
                     <w:jc w:val="center"/>
                     <w:rPr>
                       <w:rFonts w:ascii="Shabnam" w:hAnsi="Shabnam" w:cs="0 Nazanin Bold"/>
-                      <w:sz w:val="28"/>
-                      <w:szCs w:val="28"/>
                       <w:rtl/>
                     </w:rPr>
                   </w:pPr>
@@ -3225,6 +2252,8 @@
             </w:tr>
             <w:tr>
               <w:trPr>
+                <w:gridAfter w:val="3"/>
+                <w:wAfter w:w="7673" w:type="dxa"/>
                 <w:trHeight w:val="81"/>
               </w:trPr>
               <w:tc>
@@ -3243,89 +2272,10 @@
                   <w:pPr>
                     <w:spacing w:line="276" w:lineRule="auto"/>
                     <w:contextualSpacing/>
-                    <w:jc w:val="center"/>
                     <w:rPr>
                       <w:rFonts w:ascii="Shabnam" w:hAnsi="Shabnam" w:cs="0 Nazanin Bold"/>
-                      <w:sz w:val="28"/>
-                      <w:szCs w:val="28"/>
-                      <w:rtl/>
-                    </w:rPr>
-                  </w:pPr>
-                </w:p>
-              </w:tc>
-              <w:tc>
-                <w:tcPr>
-                  <w:tcW w:w="2557" w:type="dxa"/>
-                  <w:tcBorders>
-                    <w:top w:val="single" w:sz="4" w:space="0" w:color="FFFFFF" w:themeColor="background1"/>
-                    <w:left w:val="single" w:sz="4" w:space="0" w:color="FFFFFF" w:themeColor="background1"/>
-                    <w:bottom w:val="single" w:sz="4" w:space="0" w:color="FFFFFF" w:themeColor="background1"/>
-                    <w:right w:val="single" w:sz="4" w:space="0" w:color="FFFFFF" w:themeColor="background1"/>
-                  </w:tcBorders>
-                  <w:shd w:val="clear" w:color="auto" w:fill="FFFFFF" w:themeFill="background1"/>
-                  <w:vAlign w:val="center"/>
-                </w:tcPr>
-                <w:p>
-                  <w:pPr>
-                    <w:spacing w:line="276" w:lineRule="auto"/>
-                    <w:contextualSpacing/>
-                    <w:jc w:val="center"/>
-                    <w:rPr>
-                      <w:rFonts w:ascii="Shabnam" w:hAnsi="Shabnam" w:cs="0 Nazanin Bold"/>
-                      <w:sz w:val="28"/>
-                      <w:szCs w:val="28"/>
-                      <w:rtl/>
-                    </w:rPr>
-                  </w:pPr>
-                </w:p>
-              </w:tc>
-              <w:tc>
-                <w:tcPr>
-                  <w:tcW w:w="2558" w:type="dxa"/>
-                  <w:tcBorders>
-                    <w:top w:val="single" w:sz="4" w:space="0" w:color="FFFFFF" w:themeColor="background1"/>
-                    <w:left w:val="single" w:sz="4" w:space="0" w:color="FFFFFF" w:themeColor="background1"/>
-                    <w:bottom w:val="single" w:sz="4" w:space="0" w:color="FFFFFF" w:themeColor="background1"/>
-                    <w:right w:val="single" w:sz="4" w:space="0" w:color="FFFFFF" w:themeColor="background1"/>
-                  </w:tcBorders>
-                  <w:shd w:val="clear" w:color="auto" w:fill="FFFFFF" w:themeFill="background1"/>
-                  <w:vAlign w:val="center"/>
-                </w:tcPr>
-                <w:p>
-                  <w:pPr>
-                    <w:spacing w:line="276" w:lineRule="auto"/>
-                    <w:contextualSpacing/>
-                    <w:jc w:val="center"/>
-                    <w:rPr>
-                      <w:rFonts w:ascii="Shabnam" w:hAnsi="Shabnam" w:cs="0 Nazanin Bold"/>
-                      <w:sz w:val="28"/>
-                      <w:szCs w:val="28"/>
-                      <w:rtl/>
-                    </w:rPr>
-                  </w:pPr>
-                </w:p>
-              </w:tc>
-              <w:tc>
-                <w:tcPr>
-                  <w:tcW w:w="2558" w:type="dxa"/>
-                  <w:tcBorders>
-                    <w:top w:val="single" w:sz="4" w:space="0" w:color="FFFFFF" w:themeColor="background1"/>
-                    <w:left w:val="single" w:sz="4" w:space="0" w:color="FFFFFF" w:themeColor="background1"/>
-                    <w:bottom w:val="single" w:sz="4" w:space="0" w:color="FFFFFF" w:themeColor="background1"/>
-                    <w:right w:val="single" w:sz="4" w:space="0" w:color="FFFFFF" w:themeColor="background1"/>
-                  </w:tcBorders>
-                  <w:shd w:val="clear" w:color="auto" w:fill="FFFFFF" w:themeFill="background1"/>
-                  <w:vAlign w:val="center"/>
-                </w:tcPr>
-                <w:p>
-                  <w:pPr>
-                    <w:spacing w:line="276" w:lineRule="auto"/>
-                    <w:contextualSpacing/>
-                    <w:jc w:val="center"/>
-                    <w:rPr>
-                      <w:rFonts w:ascii="Shabnam" w:hAnsi="Shabnam" w:cs="0 Nazanin Bold"/>
-                      <w:sz w:val="28"/>
-                      <w:szCs w:val="28"/>
+                      <w:sz w:val="12"/>
+                      <w:szCs w:val="12"/>
                       <w:rtl/>
                     </w:rPr>
                   </w:pPr>
@@ -3340,8 +2290,6 @@
                 <w:rFonts w:cs="0 Nazanin Bold"/>
                 <w:b/>
                 <w:bCs/>
-                <w:sz w:val="28"/>
-                <w:szCs w:val="28"/>
                 <w:rtl/>
               </w:rPr>
             </w:pPr>
@@ -3359,8 +2307,6 @@
                 <w:rFonts w:cs="0 Nazanin Bold"/>
                 <w:b/>
                 <w:bCs/>
-                <w:sz w:val="28"/>
-                <w:szCs w:val="28"/>
                 <w:rtl/>
                 <w:lang w:bidi="fa-IR"/>
               </w:rPr>
@@ -3370,8 +2316,6 @@
                 <w:rFonts w:cs="0 Nazanin Bold" w:hint="cs"/>
                 <w:b/>
                 <w:bCs/>
-                <w:sz w:val="28"/>
-                <w:szCs w:val="28"/>
                 <w:rtl/>
                 <w:lang w:bidi="fa-IR"/>
               </w:rPr>
@@ -3402,8 +2346,8 @@
                 <w:rFonts w:cs="0 Nazanin Bold"/>
                 <w:b/>
                 <w:bCs/>
-                <w:sz w:val="28"/>
-                <w:szCs w:val="28"/>
+                <w:sz w:val="24"/>
+                <w:szCs w:val="24"/>
                 <w:rtl/>
               </w:rPr>
             </w:pPr>
@@ -3420,16 +2364,12 @@
               <w:contextualSpacing/>
               <w:rPr>
                 <w:rFonts w:ascii="Shabnam" w:hAnsi="Shabnam" w:cs="0 Nazanin Bold"/>
-                <w:sz w:val="28"/>
-                <w:szCs w:val="28"/>
-                <w:rtl/>
-              </w:rPr>
-            </w:pPr>
-            <w:r>
-              <w:rPr>
-                <w:rFonts w:ascii="Shabnam" w:hAnsi="Shabnam" w:cs="0 Nazanin Bold" w:hint="cs"/>
-                <w:sz w:val="28"/>
-                <w:szCs w:val="28"/>
+                <w:rtl/>
+              </w:rPr>
+            </w:pPr>
+            <w:r>
+              <w:rPr>
+                <w:rFonts w:ascii="Shabnam" w:hAnsi="Shabnam" w:cs="0 Nazanin Bold" w:hint="cs"/>
                 <w:rtl/>
               </w:rPr>
               <w:t xml:space="preserve">چهار عدد بنویسید که شمارنده های اول آن </w:t>
@@ -3437,8 +2377,6 @@
             <w:r>
               <w:rPr>
                 <w:rFonts w:ascii="Shabnam" w:hAnsi="Shabnam" w:cs="0 Nazanin Bold" w:hint="cs"/>
-                <w:sz w:val="28"/>
-                <w:szCs w:val="28"/>
                 <w:rtl/>
               </w:rPr>
               <w:t>۷</w:t>
@@ -3446,8 +2384,6 @@
             <w:r>
               <w:rPr>
                 <w:rFonts w:ascii="Shabnam" w:hAnsi="Shabnam" w:cs="0 Nazanin Bold" w:hint="cs"/>
-                <w:sz w:val="28"/>
-                <w:szCs w:val="28"/>
                 <w:rtl/>
               </w:rPr>
               <w:t xml:space="preserve"> و </w:t>
@@ -3455,8 +2391,6 @@
             <w:r>
               <w:rPr>
                 <w:rFonts w:ascii="Shabnam" w:hAnsi="Shabnam" w:cs="0 Nazanin Bold" w:hint="cs"/>
-                <w:sz w:val="28"/>
-                <w:szCs w:val="28"/>
                 <w:rtl/>
               </w:rPr>
               <w:t>۲</w:t>
@@ -3464,48 +2398,10 @@
             <w:r>
               <w:rPr>
                 <w:rFonts w:ascii="Shabnam" w:hAnsi="Shabnam" w:cs="0 Nazanin Bold" w:hint="cs"/>
-                <w:sz w:val="28"/>
-                <w:szCs w:val="28"/>
                 <w:rtl/>
               </w:rPr>
               <w:t xml:space="preserve"> باشند.</w:t>
             </w:r>
-          </w:p>
-          <w:p>
-            <w:pPr>
-              <w:spacing w:after="160" w:line="276" w:lineRule="auto"/>
-              <w:contextualSpacing/>
-              <w:rPr>
-                <w:rFonts w:ascii="Shabnam" w:hAnsi="Shabnam" w:cs="0 Nazanin Bold"/>
-                <w:sz w:val="28"/>
-                <w:szCs w:val="28"/>
-                <w:rtl/>
-              </w:rPr>
-            </w:pPr>
-          </w:p>
-          <w:p>
-            <w:pPr>
-              <w:spacing w:after="160" w:line="276" w:lineRule="auto"/>
-              <w:contextualSpacing/>
-              <w:rPr>
-                <w:rFonts w:ascii="Shabnam" w:hAnsi="Shabnam" w:cs="0 Nazanin Bold"/>
-                <w:sz w:val="28"/>
-                <w:szCs w:val="28"/>
-                <w:rtl/>
-              </w:rPr>
-            </w:pPr>
-          </w:p>
-          <w:p>
-            <w:pPr>
-              <w:spacing w:after="160" w:line="276" w:lineRule="auto"/>
-              <w:contextualSpacing/>
-              <w:rPr>
-                <w:rFonts w:ascii="Shabnam" w:hAnsi="Shabnam" w:cs="0 Nazanin Bold"/>
-                <w:sz w:val="2"/>
-                <w:szCs w:val="2"/>
-                <w:rtl/>
-              </w:rPr>
-            </w:pPr>
           </w:p>
         </w:tc>
         <w:tc>
@@ -3520,8 +2416,6 @@
                 <w:rFonts w:cs="0 Nazanin Bold"/>
                 <w:b/>
                 <w:bCs/>
-                <w:sz w:val="28"/>
-                <w:szCs w:val="28"/>
                 <w:rtl/>
                 <w:lang w:bidi="fa-IR"/>
               </w:rPr>
@@ -3531,8 +2425,6 @@
                 <w:rFonts w:cs="0 Nazanin Bold" w:hint="cs"/>
                 <w:b/>
                 <w:bCs/>
-                <w:sz w:val="28"/>
-                <w:szCs w:val="28"/>
                 <w:rtl/>
                 <w:lang w:bidi="fa-IR"/>
               </w:rPr>
@@ -3543,7 +2435,7 @@
       </w:tr>
       <w:tr>
         <w:trPr>
-          <w:trHeight w:val="2254"/>
+          <w:trHeight w:val="1417"/>
           <w:jc w:val="center"/>
         </w:trPr>
         <w:tc>
@@ -3563,8 +2455,8 @@
                 <w:rFonts w:cs="0 Nazanin Bold"/>
                 <w:b/>
                 <w:bCs/>
-                <w:sz w:val="28"/>
-                <w:szCs w:val="28"/>
+                <w:sz w:val="24"/>
+                <w:szCs w:val="24"/>
                 <w:rtl/>
               </w:rPr>
             </w:pPr>
@@ -3581,8 +2473,6 @@
               <w:contextualSpacing/>
               <w:rPr>
                 <w:rFonts w:ascii="Shabnam" w:hAnsi="Shabnam" w:cs="0 Nazanin Bold"/>
-                <w:sz w:val="28"/>
-                <w:szCs w:val="28"/>
                 <w:rtl/>
                 <w:lang w:bidi="fa-IR"/>
               </w:rPr>
@@ -3590,8 +2480,6 @@
             <w:r>
               <w:rPr>
                 <w:rFonts w:ascii="Shabnam" w:hAnsi="Shabnam" w:cs="0 Nazanin Bold" w:hint="cs"/>
-                <w:sz w:val="28"/>
-                <w:szCs w:val="28"/>
                 <w:rtl/>
               </w:rPr>
               <w:t>کسر زیر را با کمک تجزیه کردن ساده کنید.</w:t>
@@ -3630,8 +2518,6 @@
                     <w:jc w:val="right"/>
                     <w:rPr>
                       <w:rFonts w:ascii="Shabnam" w:hAnsi="Shabnam" w:cs="0 Nazanin Bold"/>
-                      <w:sz w:val="28"/>
-                      <w:szCs w:val="28"/>
                       <w:rtl/>
                     </w:rPr>
                   </w:pPr>
@@ -3658,16 +2544,12 @@
                     <w:spacing w:line="276" w:lineRule="auto"/>
                     <w:rPr>
                       <w:rFonts w:ascii="Shabnam" w:hAnsi="Shabnam" w:cs="0 Nazanin Bold"/>
-                      <w:sz w:val="28"/>
-                      <w:szCs w:val="28"/>
                       <w:rtl/>
                     </w:rPr>
                   </w:pPr>
                   <w:r>
                     <w:rPr>
                       <w:rFonts w:cs="0 Nazanin Bold"/>
-                      <w:sz w:val="26"/>
-                      <w:szCs w:val="26"/>
                     </w:rPr>
                     <w:tab/>
                     <w:t xml:space="preserve">                          </w:t>
@@ -3675,16 +2557,12 @@
                   <w:r>
                     <w:rPr>
                       <w:rFonts w:cs="0 Nazanin Bold"/>
-                      <w:sz w:val="26"/>
-                      <w:szCs w:val="26"/>
                     </w:rPr>
                     <w:tab/>
                   </w:r>
                   <w:r>
                     <w:rPr>
                       <w:rFonts w:cs="0 Nazanin Bold"/>
-                      <w:sz w:val="26"/>
-                      <w:szCs w:val="26"/>
                     </w:rPr>
                     <w:tab/>
                     <w:t xml:space="preserve"> </w:t>
@@ -3693,14 +2571,12 @@
                     <w:rPr>
                       <w:rFonts w:cs="0 Nazanin Bold"/>
                       <w:position w:val="-28"/>
-                      <w:sz w:val="26"/>
-                      <w:szCs w:val="26"/>
                     </w:rPr>
                     <w:object w:dxaOrig="639" w:dyaOrig="720" w14:anchorId="6FCF91CF">
-                      <v:shape id="_x0000_i1041" type="#_x0000_t75" style="width:32.25pt;height:37.5pt" o:ole="">
+                      <v:shape id="_x0000_i1027" type="#_x0000_t75" style="width:31.8pt;height:37.4pt" o:ole="">
                         <v:imagedata r:id="rId7" o:title=""/>
                       </v:shape>
-                      <o:OLEObject Type="Embed" ProgID="Equation.DSMT4" ShapeID="_x0000_i1041" DrawAspect="Content" ObjectID="_1771443195" r:id="rId8"/>
+                      <o:OLEObject Type="Embed" ProgID="Equation.DSMT4" ShapeID="_x0000_i1027" DrawAspect="Content" ObjectID="_1830783071" r:id="rId8"/>
                     </w:object>
                   </w:r>
                 </w:p>
@@ -3713,8 +2589,6 @@
                 <w:rFonts w:cs="0 Nazanin Bold"/>
                 <w:b/>
                 <w:bCs/>
-                <w:sz w:val="8"/>
-                <w:szCs w:val="8"/>
                 <w:rtl/>
               </w:rPr>
             </w:pPr>
@@ -3732,8 +2606,6 @@
                 <w:rFonts w:cs="0 Nazanin Bold"/>
                 <w:b/>
                 <w:bCs/>
-                <w:sz w:val="28"/>
-                <w:szCs w:val="28"/>
                 <w:rtl/>
                 <w:lang w:bidi="fa-IR"/>
               </w:rPr>
@@ -3743,8 +2615,6 @@
                 <w:rFonts w:cs="0 Nazanin Bold" w:hint="cs"/>
                 <w:b/>
                 <w:bCs/>
-                <w:sz w:val="28"/>
-                <w:szCs w:val="28"/>
                 <w:rtl/>
                 <w:lang w:bidi="fa-IR"/>
               </w:rPr>
@@ -3774,8 +2644,8 @@
                 <w:rFonts w:cs="0 Nazanin Bold"/>
                 <w:b/>
                 <w:bCs/>
-                <w:sz w:val="28"/>
-                <w:szCs w:val="28"/>
+                <w:sz w:val="24"/>
+                <w:szCs w:val="24"/>
                 <w:rtl/>
               </w:rPr>
             </w:pPr>
@@ -3792,8 +2662,6 @@
                 <w:rFonts w:cs="Arial"/>
                 <w:b/>
                 <w:bCs/>
-                <w:sz w:val="28"/>
-                <w:szCs w:val="28"/>
                 <w:rtl/>
                 <w:lang w:bidi="fa-IR"/>
               </w:rPr>
@@ -3803,8 +2671,6 @@
                 <w:rFonts w:cs="0 Nazanin Bold" w:hint="cs"/>
                 <w:b/>
                 <w:bCs/>
-                <w:sz w:val="28"/>
-                <w:szCs w:val="28"/>
                 <w:rtl/>
               </w:rPr>
               <w:t>عدد های زیر تجزیه شده اند. ب م م و ک م م آنها را به دست آورید.</w:t>
@@ -3837,8 +2703,6 @@
                       <w:rFonts w:cs="Arial"/>
                       <w:b/>
                       <w:bCs/>
-                      <w:sz w:val="28"/>
-                      <w:szCs w:val="28"/>
                       <w:rtl/>
                       <w:lang w:bidi="fa-IR"/>
                     </w:rPr>
@@ -3849,14 +2713,12 @@
                       <w:b/>
                       <w:bCs/>
                       <w:position w:val="-6"/>
-                      <w:sz w:val="26"/>
-                      <w:szCs w:val="26"/>
                     </w:rPr>
                     <w:object w:dxaOrig="1480" w:dyaOrig="279" w14:anchorId="3D7E8DC9">
-                      <v:shape id="_x0000_i1080" type="#_x0000_t75" style="width:75.75pt;height:14.25pt" o:ole="">
+                      <v:shape id="_x0000_i1028" type="#_x0000_t75" style="width:75.75pt;height:14.05pt" o:ole="">
                         <v:imagedata r:id="rId9" o:title=""/>
                       </v:shape>
-                      <o:OLEObject Type="Embed" ProgID="Equation.DSMT4" ShapeID="_x0000_i1080" DrawAspect="Content" ObjectID="_1771443196" r:id="rId10"/>
+                      <o:OLEObject Type="Embed" ProgID="Equation.DSMT4" ShapeID="_x0000_i1028" DrawAspect="Content" ObjectID="_1830783072" r:id="rId10"/>
                     </w:object>
                   </w:r>
                 </w:p>
@@ -3872,8 +2734,6 @@
                       <w:rFonts w:cs="Arial"/>
                       <w:b/>
                       <w:bCs/>
-                      <w:sz w:val="28"/>
-                      <w:szCs w:val="28"/>
                       <w:rtl/>
                       <w:lang w:bidi="fa-IR"/>
                     </w:rPr>
@@ -3884,14 +2744,12 @@
                       <w:b/>
                       <w:bCs/>
                       <w:position w:val="-12"/>
-                      <w:sz w:val="26"/>
-                      <w:szCs w:val="26"/>
                     </w:rPr>
                     <w:object w:dxaOrig="1060" w:dyaOrig="360" w14:anchorId="3B122D37">
-                      <v:shape id="_x0000_i1081" type="#_x0000_t75" style="width:54pt;height:18pt" o:ole="">
+                      <v:shape id="_x0000_i1029" type="#_x0000_t75" style="width:54.25pt;height:17.75pt" o:ole="">
                         <v:imagedata r:id="rId11" o:title=""/>
                       </v:shape>
-                      <o:OLEObject Type="Embed" ProgID="Equation.DSMT4" ShapeID="_x0000_i1081" DrawAspect="Content" ObjectID="_1771443197" r:id="rId12"/>
+                      <o:OLEObject Type="Embed" ProgID="Equation.DSMT4" ShapeID="_x0000_i1029" DrawAspect="Content" ObjectID="_1830783073" r:id="rId12"/>
                     </w:object>
                   </w:r>
                 </w:p>
@@ -3912,8 +2770,6 @@
                       <w:rFonts w:cs="0 Nazanin Bold"/>
                       <w:b/>
                       <w:bCs/>
-                      <w:sz w:val="26"/>
-                      <w:szCs w:val="26"/>
                       <w:rtl/>
                       <w:lang w:bidi="fa-IR"/>
                     </w:rPr>
@@ -3924,14 +2780,12 @@
                       <w:b/>
                       <w:bCs/>
                       <w:position w:val="-6"/>
-                      <w:sz w:val="26"/>
-                      <w:szCs w:val="26"/>
                     </w:rPr>
                     <w:object w:dxaOrig="1480" w:dyaOrig="279" w14:anchorId="435D5E9D">
-                      <v:shape id="_x0000_i1082" type="#_x0000_t75" style="width:75.75pt;height:14.25pt" o:ole="">
+                      <v:shape id="_x0000_i1030" type="#_x0000_t75" style="width:75.75pt;height:14.05pt" o:ole="">
                         <v:imagedata r:id="rId13" o:title=""/>
                       </v:shape>
-                      <o:OLEObject Type="Embed" ProgID="Equation.DSMT4" ShapeID="_x0000_i1082" DrawAspect="Content" ObjectID="_1771443198" r:id="rId14"/>
+                      <o:OLEObject Type="Embed" ProgID="Equation.DSMT4" ShapeID="_x0000_i1030" DrawAspect="Content" ObjectID="_1830783074" r:id="rId14"/>
                     </w:object>
                   </w:r>
                 </w:p>
@@ -3947,8 +2801,6 @@
                       <w:rFonts w:cs="0 Nazanin Bold"/>
                       <w:b/>
                       <w:bCs/>
-                      <w:sz w:val="26"/>
-                      <w:szCs w:val="26"/>
                     </w:rPr>
                   </w:pPr>
                   <w:r>
@@ -3957,14 +2809,12 @@
                       <w:b/>
                       <w:bCs/>
                       <w:position w:val="-10"/>
-                      <w:sz w:val="26"/>
-                      <w:szCs w:val="26"/>
                     </w:rPr>
                     <w:object w:dxaOrig="1040" w:dyaOrig="340" w14:anchorId="70037962">
-                      <v:shape id="_x0000_i1083" type="#_x0000_t75" style="width:54pt;height:16.5pt" o:ole="">
+                      <v:shape id="_x0000_i1031" type="#_x0000_t75" style="width:54.25pt;height:16.85pt" o:ole="">
                         <v:imagedata r:id="rId15" o:title=""/>
                       </v:shape>
-                      <o:OLEObject Type="Embed" ProgID="Equation.DSMT4" ShapeID="_x0000_i1083" DrawAspect="Content" ObjectID="_1771443199" r:id="rId16"/>
+                      <o:OLEObject Type="Embed" ProgID="Equation.DSMT4" ShapeID="_x0000_i1031" DrawAspect="Content" ObjectID="_1830783075" r:id="rId16"/>
                     </w:object>
                   </w:r>
                 </w:p>
@@ -3975,7 +2825,7 @@
             <w:pPr>
               <w:spacing w:line="360" w:lineRule="auto"/>
               <w:rPr>
-                <w:rFonts w:cs="Arial" w:hint="cs"/>
+                <w:rFonts w:cs="Arial"/>
                 <w:b/>
                 <w:bCs/>
                 <w:rtl/>
@@ -3996,18 +2846,14 @@
                 <w:rFonts w:cs="0 Nazanin Bold"/>
                 <w:b/>
                 <w:bCs/>
-                <w:sz w:val="28"/>
-                <w:szCs w:val="28"/>
-                <w:rtl/>
-              </w:rPr>
-            </w:pPr>
-            <w:r>
-              <w:rPr>
-                <w:rFonts w:cs="0 Nazanin Bold" w:hint="cs"/>
-                <w:b/>
-                <w:bCs/>
-                <w:sz w:val="28"/>
-                <w:szCs w:val="28"/>
+                <w:rtl/>
+              </w:rPr>
+            </w:pPr>
+            <w:r>
+              <w:rPr>
+                <w:rFonts w:cs="0 Nazanin Bold" w:hint="cs"/>
+                <w:b/>
+                <w:bCs/>
                 <w:rtl/>
               </w:rPr>
               <w:t>۱</w:t>
@@ -4017,7 +2863,7 @@
       </w:tr>
       <w:tr>
         <w:trPr>
-          <w:trHeight w:val="1411"/>
+          <w:trHeight w:val="1135"/>
           <w:jc w:val="center"/>
         </w:trPr>
         <w:tc>
@@ -4036,8 +2882,8 @@
                 <w:rFonts w:cs="0 Nazanin Bold"/>
                 <w:b/>
                 <w:bCs/>
-                <w:sz w:val="28"/>
-                <w:szCs w:val="28"/>
+                <w:sz w:val="24"/>
+                <w:szCs w:val="24"/>
                 <w:rtl/>
               </w:rPr>
             </w:pPr>
@@ -4051,11 +2897,9 @@
           <w:p>
             <w:pPr>
               <w:rPr>
-                <w:rFonts w:cs="Arial" w:hint="cs"/>
-                <w:b/>
-                <w:bCs/>
-                <w:sz w:val="28"/>
-                <w:szCs w:val="28"/>
+                <w:rFonts w:cs="Arial"/>
+                <w:b/>
+                <w:bCs/>
                 <w:rtl/>
                 <w:lang w:bidi="fa-IR"/>
               </w:rPr>
@@ -4066,8 +2910,6 @@
                 <w:b/>
                 <w:bCs/>
                 <w:color w:val="000000"/>
-                <w:sz w:val="28"/>
-                <w:szCs w:val="28"/>
                 <w:rtl/>
               </w:rPr>
               <w:t>به صورت ذهنی تساوی ها را کامل کنید.</w:t>
@@ -4100,8 +2942,6 @@
                       <w:rFonts w:cs="Arial"/>
                       <w:b/>
                       <w:bCs/>
-                      <w:sz w:val="28"/>
-                      <w:szCs w:val="28"/>
                       <w:rtl/>
                       <w:lang w:bidi="fa-IR"/>
                     </w:rPr>
@@ -4112,14 +2952,12 @@
                       <w:b/>
                       <w:bCs/>
                       <w:position w:val="-12"/>
-                      <w:sz w:val="26"/>
-                      <w:szCs w:val="26"/>
                     </w:rPr>
                     <w:object w:dxaOrig="999" w:dyaOrig="360" w14:anchorId="0EC4CC34">
-                      <v:shape id="_x0000_i1641" type="#_x0000_t75" style="width:51pt;height:17.25pt" o:ole="">
+                      <v:shape id="_x0000_i1137" type="#_x0000_t75" style="width:51.45pt;height:16.85pt" o:ole="">
                         <v:imagedata r:id="rId17" o:title=""/>
                       </v:shape>
-                      <o:OLEObject Type="Embed" ProgID="Equation.DSMT4" ShapeID="_x0000_i1641" DrawAspect="Content" ObjectID="_1771443200" r:id="rId18"/>
+                      <o:OLEObject Type="Embed" ProgID="Equation.DSMT4" ShapeID="_x0000_i1137" DrawAspect="Content" ObjectID="_1830783076" r:id="rId18"/>
                     </w:object>
                   </w:r>
                 </w:p>
@@ -4135,8 +2973,6 @@
                       <w:rFonts w:cs="Arial"/>
                       <w:b/>
                       <w:bCs/>
-                      <w:sz w:val="28"/>
-                      <w:szCs w:val="28"/>
                       <w:rtl/>
                       <w:lang w:bidi="fa-IR"/>
                     </w:rPr>
@@ -4147,14 +2983,12 @@
                       <w:b/>
                       <w:bCs/>
                       <w:position w:val="-12"/>
-                      <w:sz w:val="26"/>
-                      <w:szCs w:val="26"/>
                     </w:rPr>
                     <w:object w:dxaOrig="999" w:dyaOrig="360" w14:anchorId="39921512">
-                      <v:shape id="_x0000_i1639" type="#_x0000_t75" style="width:50.25pt;height:17.25pt" o:ole="">
+                      <v:shape id="_x0000_i1138" type="#_x0000_t75" style="width:50.5pt;height:16.85pt" o:ole="">
                         <v:imagedata r:id="rId19" o:title=""/>
                       </v:shape>
-                      <o:OLEObject Type="Embed" ProgID="Equation.DSMT4" ShapeID="_x0000_i1639" DrawAspect="Content" ObjectID="_1771443201" r:id="rId20"/>
+                      <o:OLEObject Type="Embed" ProgID="Equation.DSMT4" ShapeID="_x0000_i1138" DrawAspect="Content" ObjectID="_1830783077" r:id="rId20"/>
                     </w:object>
                   </w:r>
                 </w:p>
@@ -4175,8 +3009,6 @@
                       <w:rFonts w:cs="0 Nazanin Bold"/>
                       <w:b/>
                       <w:bCs/>
-                      <w:sz w:val="26"/>
-                      <w:szCs w:val="26"/>
                     </w:rPr>
                   </w:pPr>
                   <w:r>
@@ -4185,14 +3017,12 @@
                       <w:b/>
                       <w:bCs/>
                       <w:position w:val="-10"/>
-                      <w:sz w:val="26"/>
-                      <w:szCs w:val="26"/>
                     </w:rPr>
                     <w:object w:dxaOrig="840" w:dyaOrig="340" w14:anchorId="722D4349">
-                      <v:shape id="_x0000_i1645" type="#_x0000_t75" style="width:42.75pt;height:16.5pt" o:ole="">
+                      <v:shape id="_x0000_i1139" type="#_x0000_t75" style="width:43pt;height:16.85pt" o:ole="">
                         <v:imagedata r:id="rId21" o:title=""/>
                       </v:shape>
-                      <o:OLEObject Type="Embed" ProgID="Equation.DSMT4" ShapeID="_x0000_i1645" DrawAspect="Content" ObjectID="_1771443202" r:id="rId22"/>
+                      <o:OLEObject Type="Embed" ProgID="Equation.DSMT4" ShapeID="_x0000_i1139" DrawAspect="Content" ObjectID="_1830783078" r:id="rId22"/>
                     </w:object>
                   </w:r>
                 </w:p>
@@ -4208,8 +3038,6 @@
                       <w:rFonts w:cs="0 Nazanin Bold"/>
                       <w:b/>
                       <w:bCs/>
-                      <w:sz w:val="26"/>
-                      <w:szCs w:val="26"/>
                     </w:rPr>
                   </w:pPr>
                   <w:r>
@@ -4218,14 +3046,12 @@
                       <w:b/>
                       <w:bCs/>
                       <w:position w:val="-10"/>
-                      <w:sz w:val="26"/>
-                      <w:szCs w:val="26"/>
                     </w:rPr>
                     <w:object w:dxaOrig="900" w:dyaOrig="340" w14:anchorId="4ACE0587">
-                      <v:shape id="_x0000_i1643" type="#_x0000_t75" style="width:45pt;height:16.5pt" o:ole="">
+                      <v:shape id="_x0000_i1140" type="#_x0000_t75" style="width:44.9pt;height:16.85pt" o:ole="">
                         <v:imagedata r:id="rId23" o:title=""/>
                       </v:shape>
-                      <o:OLEObject Type="Embed" ProgID="Equation.DSMT4" ShapeID="_x0000_i1643" DrawAspect="Content" ObjectID="_1771443203" r:id="rId24"/>
+                      <o:OLEObject Type="Embed" ProgID="Equation.DSMT4" ShapeID="_x0000_i1140" DrawAspect="Content" ObjectID="_1830783079" r:id="rId24"/>
                     </w:object>
                   </w:r>
                 </w:p>
@@ -4238,8 +3064,6 @@
                 <w:rFonts w:cs="Arial"/>
                 <w:b/>
                 <w:bCs/>
-                <w:sz w:val="28"/>
-                <w:szCs w:val="28"/>
                 <w:rtl/>
                 <w:lang w:bidi="fa-IR"/>
               </w:rPr>
@@ -4258,18 +3082,14 @@
                 <w:rFonts w:cs="0 Nazanin Bold"/>
                 <w:b/>
                 <w:bCs/>
-                <w:sz w:val="28"/>
-                <w:szCs w:val="28"/>
-                <w:rtl/>
-              </w:rPr>
-            </w:pPr>
-            <w:r>
-              <w:rPr>
-                <w:rFonts w:cs="0 Nazanin Bold" w:hint="cs"/>
-                <w:b/>
-                <w:bCs/>
-                <w:sz w:val="28"/>
-                <w:szCs w:val="28"/>
+                <w:rtl/>
+              </w:rPr>
+            </w:pPr>
+            <w:r>
+              <w:rPr>
+                <w:rFonts w:cs="0 Nazanin Bold" w:hint="cs"/>
+                <w:b/>
+                <w:bCs/>
                 <w:rtl/>
               </w:rPr>
               <w:t>1</w:t>
@@ -4298,8 +3118,8 @@
                 <w:rFonts w:cs="0 Nazanin Bold"/>
                 <w:b/>
                 <w:bCs/>
-                <w:sz w:val="28"/>
-                <w:szCs w:val="28"/>
+                <w:sz w:val="24"/>
+                <w:szCs w:val="24"/>
                 <w:rtl/>
               </w:rPr>
             </w:pPr>
@@ -4315,16 +3135,12 @@
               <w:spacing w:line="276" w:lineRule="auto"/>
               <w:rPr>
                 <w:rFonts w:ascii="Shabnam" w:hAnsi="Shabnam" w:cs="0 Nazanin Bold"/>
-                <w:sz w:val="28"/>
-                <w:szCs w:val="28"/>
-                <w:rtl/>
-              </w:rPr>
-            </w:pPr>
-            <w:r>
-              <w:rPr>
-                <w:rFonts w:ascii="Shabnam" w:hAnsi="Shabnam" w:cs="0 Nazanin Bold" w:hint="cs"/>
-                <w:sz w:val="28"/>
-                <w:szCs w:val="28"/>
+                <w:rtl/>
+              </w:rPr>
+            </w:pPr>
+            <w:r>
+              <w:rPr>
+                <w:rFonts w:ascii="Shabnam" w:hAnsi="Shabnam" w:cs="0 Nazanin Bold" w:hint="cs"/>
                 <w:rtl/>
               </w:rPr>
               <w:t xml:space="preserve">دو ظرف با گنجایش </w:t>
@@ -4332,8 +3148,6 @@
             <w:r>
               <w:rPr>
                 <w:rFonts w:ascii="Shabnam" w:hAnsi="Shabnam" w:cs="0 Nazanin Bold" w:hint="cs"/>
-                <w:sz w:val="28"/>
-                <w:szCs w:val="28"/>
                 <w:rtl/>
               </w:rPr>
               <w:t>۱۲</w:t>
@@ -4341,8 +3155,6 @@
             <w:r>
               <w:rPr>
                 <w:rFonts w:ascii="Shabnam" w:hAnsi="Shabnam" w:cs="0 Nazanin Bold" w:hint="cs"/>
-                <w:sz w:val="28"/>
-                <w:szCs w:val="28"/>
                 <w:rtl/>
               </w:rPr>
               <w:t xml:space="preserve"> و </w:t>
@@ -4350,8 +3162,6 @@
             <w:r>
               <w:rPr>
                 <w:rFonts w:ascii="Shabnam" w:hAnsi="Shabnam" w:cs="0 Nazanin Bold" w:hint="cs"/>
-                <w:sz w:val="28"/>
-                <w:szCs w:val="28"/>
                 <w:rtl/>
               </w:rPr>
               <w:t>۱۸</w:t>
@@ -4359,8 +3169,6 @@
             <w:r>
               <w:rPr>
                 <w:rFonts w:ascii="Shabnam" w:hAnsi="Shabnam" w:cs="0 Nazanin Bold" w:hint="cs"/>
-                <w:sz w:val="28"/>
-                <w:szCs w:val="28"/>
                 <w:rtl/>
               </w:rPr>
               <w:t xml:space="preserve"> لیتر داریم. می خواهیم با یک پیمانه که هر بار پر و خالی می شود ، هر دو ظرف را پر کنیم. بزرگترین پیمانه ای که برای این کار مناسب است ، چند لیتری است؟</w:t>
@@ -4371,31 +3179,6 @@
               <w:spacing w:line="276" w:lineRule="auto"/>
               <w:rPr>
                 <w:rFonts w:ascii="Shabnam" w:hAnsi="Shabnam" w:cs="0 Nazanin Bold"/>
-                <w:sz w:val="28"/>
-                <w:szCs w:val="28"/>
-                <w:rtl/>
-              </w:rPr>
-            </w:pPr>
-          </w:p>
-          <w:p>
-            <w:pPr>
-              <w:spacing w:line="276" w:lineRule="auto"/>
-              <w:rPr>
-                <w:rFonts w:ascii="Shabnam" w:hAnsi="Shabnam" w:cs="0 Nazanin Bold" w:hint="cs"/>
-                <w:sz w:val="28"/>
-                <w:szCs w:val="28"/>
-                <w:rtl/>
-                <w:lang w:bidi="fa-IR"/>
-              </w:rPr>
-            </w:pPr>
-          </w:p>
-          <w:p>
-            <w:pPr>
-              <w:spacing w:line="276" w:lineRule="auto"/>
-              <w:rPr>
-                <w:rFonts w:ascii="Shabnam" w:hAnsi="Shabnam" w:cs="0 Nazanin Bold"/>
-                <w:sz w:val="28"/>
-                <w:szCs w:val="28"/>
                 <w:rtl/>
               </w:rPr>
             </w:pPr>
@@ -4406,8 +3189,6 @@
               <w:contextualSpacing/>
               <w:rPr>
                 <w:rFonts w:ascii="Shabnam" w:hAnsi="Shabnam" w:cs="0 Nazanin Bold"/>
-                <w:sz w:val="14"/>
-                <w:szCs w:val="14"/>
                 <w:rtl/>
               </w:rPr>
             </w:pPr>
@@ -4425,18 +3206,14 @@
                 <w:rFonts w:cs="0 Nazanin Bold"/>
                 <w:b/>
                 <w:bCs/>
-                <w:sz w:val="28"/>
-                <w:szCs w:val="28"/>
-                <w:rtl/>
-              </w:rPr>
-            </w:pPr>
-            <w:r>
-              <w:rPr>
-                <w:rFonts w:cs="0 Nazanin Bold" w:hint="cs"/>
-                <w:b/>
-                <w:bCs/>
-                <w:sz w:val="28"/>
-                <w:szCs w:val="28"/>
+                <w:rtl/>
+              </w:rPr>
+            </w:pPr>
+            <w:r>
+              <w:rPr>
+                <w:rFonts w:cs="0 Nazanin Bold" w:hint="cs"/>
+                <w:b/>
+                <w:bCs/>
                 <w:rtl/>
               </w:rPr>
               <w:t>1</w:t>
@@ -4465,8 +3242,8 @@
                 <w:rFonts w:cs="0 Nazanin Bold"/>
                 <w:b/>
                 <w:bCs/>
-                <w:sz w:val="28"/>
-                <w:szCs w:val="28"/>
+                <w:sz w:val="24"/>
+                <w:szCs w:val="24"/>
                 <w:rtl/>
               </w:rPr>
             </w:pPr>
@@ -4483,8 +3260,6 @@
               <w:jc w:val="both"/>
               <w:rPr>
                 <w:rFonts w:ascii="Shabnam" w:hAnsi="Shabnam" w:cs="0 Nazanin Bold"/>
-                <w:sz w:val="28"/>
-                <w:szCs w:val="28"/>
                 <w:rtl/>
               </w:rPr>
             </w:pPr>
@@ -4492,8 +3267,6 @@
               <w:rPr>
                 <w:rFonts w:ascii="Shabnam" w:hAnsi="Shabnam" w:cs="0 Nazanin Bold" w:hint="cs"/>
                 <w:i/>
-                <w:sz w:val="28"/>
-                <w:szCs w:val="28"/>
                 <w:rtl/>
               </w:rPr>
               <w:t xml:space="preserve">چراغ چشمک زن </w:t>
@@ -4502,8 +3275,6 @@
               <w:rPr>
                 <w:rFonts w:ascii="Shabnam" w:hAnsi="Shabnam" w:cs="0 Nazanin Bold"/>
                 <w:i/>
-                <w:sz w:val="28"/>
-                <w:szCs w:val="28"/>
               </w:rPr>
               <w:t>A</w:t>
             </w:r>
@@ -4511,8 +3282,6 @@
               <w:rPr>
                 <w:rFonts w:ascii="Shabnam" w:hAnsi="Shabnam" w:cs="0 Nazanin Bold" w:hint="cs"/>
                 <w:i/>
-                <w:sz w:val="28"/>
-                <w:szCs w:val="28"/>
                 <w:rtl/>
               </w:rPr>
               <w:t xml:space="preserve"> هر </w:t>
@@ -4520,8 +3289,6 @@
             <w:r>
               <w:rPr>
                 <w:rFonts w:ascii="Shabnam" w:hAnsi="Shabnam" w:cs="0 Nazanin Bold" w:hint="cs"/>
-                <w:sz w:val="28"/>
-                <w:szCs w:val="28"/>
                 <w:rtl/>
               </w:rPr>
               <w:t>۱۵</w:t>
@@ -4530,8 +3297,6 @@
               <w:rPr>
                 <w:rFonts w:ascii="Shabnam" w:hAnsi="Shabnam" w:cs="0 Nazanin Bold" w:hint="cs"/>
                 <w:i/>
-                <w:sz w:val="28"/>
-                <w:szCs w:val="28"/>
                 <w:rtl/>
               </w:rPr>
               <w:t xml:space="preserve"> ثانیه و چراغ چشمک زن </w:t>
@@ -4540,8 +3305,6 @@
               <w:rPr>
                 <w:rFonts w:ascii="Shabnam" w:hAnsi="Shabnam" w:cs="0 Nazanin Bold"/>
                 <w:i/>
-                <w:sz w:val="28"/>
-                <w:szCs w:val="28"/>
               </w:rPr>
               <w:t>B</w:t>
             </w:r>
@@ -4549,8 +3312,6 @@
               <w:rPr>
                 <w:rFonts w:ascii="Shabnam" w:hAnsi="Shabnam" w:cs="0 Nazanin Bold" w:hint="cs"/>
                 <w:i/>
-                <w:sz w:val="28"/>
-                <w:szCs w:val="28"/>
                 <w:rtl/>
               </w:rPr>
               <w:t xml:space="preserve"> هر </w:t>
@@ -4558,8 +3319,6 @@
             <w:r>
               <w:rPr>
                 <w:rFonts w:ascii="Shabnam" w:hAnsi="Shabnam" w:cs="0 Nazanin Bold" w:hint="cs"/>
-                <w:sz w:val="28"/>
-                <w:szCs w:val="28"/>
                 <w:rtl/>
               </w:rPr>
               <w:t>۲۰</w:t>
@@ -4568,8 +3327,6 @@
               <w:rPr>
                 <w:rFonts w:ascii="Shabnam" w:hAnsi="Shabnam" w:cs="0 Nazanin Bold" w:hint="cs"/>
                 <w:i/>
-                <w:sz w:val="28"/>
-                <w:szCs w:val="28"/>
                 <w:rtl/>
               </w:rPr>
               <w:t xml:space="preserve"> ثانیه یک بار چشمک  می زنند. اگر همز</w:t>
@@ -4577,8 +3334,6 @@
             <w:r>
               <w:rPr>
                 <w:rFonts w:ascii="Shabnam" w:hAnsi="Shabnam" w:cs="0 Nazanin Bold" w:hint="cs"/>
-                <w:sz w:val="28"/>
-                <w:szCs w:val="28"/>
                 <w:rtl/>
               </w:rPr>
               <w:t xml:space="preserve">مان آن ها را به برق متصل کنیم، </w:t>
@@ -4587,8 +3342,6 @@
               <w:rPr>
                 <w:rFonts w:ascii="Shabnam" w:hAnsi="Shabnam" w:cs="0 Nazanin Bold" w:hint="cs"/>
                 <w:i/>
-                <w:sz w:val="28"/>
-                <w:szCs w:val="28"/>
                 <w:rtl/>
               </w:rPr>
               <w:t>چند ثانیه طول می کشد تا این دو چراغ همزمان چشمک بزنند ؟</w:t>
@@ -4600,21 +3353,7 @@
               <w:jc w:val="both"/>
               <w:rPr>
                 <w:rFonts w:ascii="Shabnam" w:hAnsi="Shabnam" w:cs="0 Nazanin Bold"/>
-                <w:sz w:val="28"/>
-                <w:szCs w:val="28"/>
-                <w:rtl/>
-              </w:rPr>
-            </w:pPr>
-          </w:p>
-          <w:p>
-            <w:pPr>
-              <w:spacing w:line="276" w:lineRule="auto"/>
-              <w:jc w:val="both"/>
-              <w:rPr>
-                <w:rFonts w:ascii="Shabnam" w:hAnsi="Shabnam" w:cs="0 Nazanin Bold"/>
-                <w:i/>
-                <w:sz w:val="20"/>
-                <w:szCs w:val="20"/>
+                <w:rtl/>
               </w:rPr>
             </w:pPr>
           </w:p>
@@ -4626,23 +3365,6 @@
                 <w:bCs/>
                 <w:noProof/>
                 <w:color w:val="000000"/>
-                <w:sz w:val="28"/>
-                <w:szCs w:val="28"/>
-                <w:rtl/>
-                <w:lang w:bidi="fa-IR"/>
-              </w:rPr>
-            </w:pPr>
-          </w:p>
-          <w:p>
-            <w:pPr>
-              <w:rPr>
-                <w:rFonts w:cs="0 Nazanin Bold"/>
-                <w:b/>
-                <w:bCs/>
-                <w:noProof/>
-                <w:color w:val="000000"/>
-                <w:sz w:val="28"/>
-                <w:szCs w:val="28"/>
                 <w:rtl/>
                 <w:lang w:bidi="fa-IR"/>
               </w:rPr>
@@ -4661,106 +3383,17 @@
                 <w:rFonts w:cs="0 Nazanin Bold"/>
                 <w:b/>
                 <w:bCs/>
-                <w:sz w:val="28"/>
-                <w:szCs w:val="28"/>
-                <w:rtl/>
-              </w:rPr>
-            </w:pPr>
-            <w:r>
-              <w:rPr>
-                <w:rFonts w:cs="0 Nazanin Bold" w:hint="cs"/>
-                <w:b/>
-                <w:bCs/>
-                <w:sz w:val="28"/>
-                <w:szCs w:val="28"/>
+                <w:rtl/>
+              </w:rPr>
+            </w:pPr>
+            <w:r>
+              <w:rPr>
+                <w:rFonts w:cs="0 Nazanin Bold" w:hint="cs"/>
+                <w:b/>
+                <w:bCs/>
                 <w:rtl/>
               </w:rPr>
               <w:t>1</w:t>
-            </w:r>
-          </w:p>
-        </w:tc>
-      </w:tr>
-      <w:tr>
-        <w:trPr>
-          <w:jc w:val="center"/>
-        </w:trPr>
-        <w:tc>
-          <w:tcPr>
-            <w:tcW w:w="572" w:type="dxa"/>
-            <w:shd w:val="clear" w:color="auto" w:fill="FFFFFF" w:themeFill="background1"/>
-          </w:tcPr>
-          <w:p>
-            <w:pPr>
-              <w:pStyle w:val="ListParagraph"/>
-              <w:ind w:left="502"/>
-              <w:rPr>
-                <w:rFonts w:cs="0 Nazanin Bold"/>
-                <w:b/>
-                <w:bCs/>
-                <w:sz w:val="28"/>
-                <w:szCs w:val="28"/>
-                <w:rtl/>
-              </w:rPr>
-            </w:pPr>
-          </w:p>
-        </w:tc>
-        <w:tc>
-          <w:tcPr>
-            <w:tcW w:w="9640" w:type="dxa"/>
-            <w:gridSpan w:val="3"/>
-            <w:vAlign w:val="center"/>
-          </w:tcPr>
-          <w:p>
-            <w:pPr>
-              <w:spacing w:line="276" w:lineRule="auto"/>
-              <w:jc w:val="center"/>
-              <w:rPr>
-                <w:rFonts w:ascii="Shabnam" w:hAnsi="Shabnam" w:cs="0 Nazanin Bold"/>
-                <w:i/>
-                <w:sz w:val="28"/>
-                <w:szCs w:val="28"/>
-                <w:rtl/>
-              </w:rPr>
-            </w:pPr>
-            <w:r>
-              <w:rPr>
-                <w:rFonts w:ascii="Shabnam" w:hAnsi="Shabnam" w:cs="0 Nazanin Bold" w:hint="cs"/>
-                <w:i/>
-                <w:sz w:val="28"/>
-                <w:szCs w:val="28"/>
-                <w:rtl/>
-              </w:rPr>
-              <w:t>موفق باشید.                                                                                                                   جمع نمرات :</w:t>
-            </w:r>
-          </w:p>
-        </w:tc>
-        <w:tc>
-          <w:tcPr>
-            <w:tcW w:w="574" w:type="dxa"/>
-            <w:vAlign w:val="center"/>
-          </w:tcPr>
-          <w:p>
-            <w:pPr>
-              <w:jc w:val="center"/>
-              <w:rPr>
-                <w:rFonts w:cs="0 Nazanin Bold"/>
-                <w:b/>
-                <w:bCs/>
-                <w:sz w:val="28"/>
-                <w:szCs w:val="28"/>
-                <w:rtl/>
-              </w:rPr>
-            </w:pPr>
-            <w:r>
-              <w:rPr>
-                <w:rFonts w:cs="0 Nazanin Bold" w:hint="cs"/>
-                <w:b/>
-                <w:bCs/>
-                <w:sz w:val="28"/>
-                <w:szCs w:val="28"/>
-                <w:rtl/>
-              </w:rPr>
-              <w:t>15</w:t>
             </w:r>
           </w:p>
         </w:tc>
@@ -4775,8 +3408,6 @@
           <w:rFonts w:cs="0 Nazanin Bold"/>
           <w:b/>
           <w:bCs/>
-          <w:sz w:val="28"/>
-          <w:szCs w:val="28"/>
           <w:rtl/>
           <w:lang w:bidi="fa-IR"/>
         </w:rPr>
@@ -4795,7 +3426,7 @@
 </file>
 
 <file path=word/numbering.xml><?xml version="1.0" encoding="utf-8"?>
-<w:numbering xmlns:wpc="http://schemas.microsoft.com/office/word/2010/wordprocessingCanvas" xmlns:cx="http://schemas.microsoft.com/office/drawing/2014/chartex" xmlns:cx1="http://schemas.microsoft.com/office/drawing/2015/9/8/chartex" xmlns:mc="http://schemas.openxmlformats.org/markup-compatibility/2006" xmlns:o="urn:schemas-microsoft-com:office:office" xmlns:r="http://schemas.openxmlformats.org/officeDocument/2006/relationships" xmlns:m="http://schemas.openxmlformats.org/officeDocument/2006/math" xmlns:v="urn:schemas-microsoft-com:vml" xmlns:wp14="http://schemas.microsoft.com/office/word/2010/wordprocessingDrawing" xmlns:wp="http://schemas.openxmlformats.org/drawingml/2006/wordprocessingDrawing" xmlns:w10="urn:schemas-microsoft-com:office:word" xmlns:w="http://schemas.openxmlformats.org/wordprocessingml/2006/main" xmlns:w14="http://schemas.microsoft.com/office/word/2010/wordml" xmlns:w15="http://schemas.microsoft.com/office/word/2012/wordml" xmlns:w16se="http://schemas.microsoft.com/office/word/2015/wordml/symex" xmlns:wpg="http://schemas.microsoft.com/office/word/2010/wordprocessingGroup" xmlns:wpi="http://schemas.microsoft.com/office/word/2010/wordprocessingInk" xmlns:wne="http://schemas.microsoft.com/office/word/2006/wordml" xmlns:wps="http://schemas.microsoft.com/office/word/2010/wordprocessingShape" mc:Ignorable="w14 w15 w16se wp14">
+<w:numbering xmlns:wpc="http://schemas.microsoft.com/office/word/2010/wordprocessingCanvas" xmlns:cx="http://schemas.microsoft.com/office/drawing/2014/chartex" xmlns:cx1="http://schemas.microsoft.com/office/drawing/2015/9/8/chartex" xmlns:cx2="http://schemas.microsoft.com/office/drawing/2015/10/21/chartex" xmlns:cx3="http://schemas.microsoft.com/office/drawing/2016/5/9/chartex" xmlns:cx4="http://schemas.microsoft.com/office/drawing/2016/5/10/chartex" xmlns:cx5="http://schemas.microsoft.com/office/drawing/2016/5/11/chartex" xmlns:cx6="http://schemas.microsoft.com/office/drawing/2016/5/12/chartex" xmlns:cx7="http://schemas.microsoft.com/office/drawing/2016/5/13/chartex" xmlns:cx8="http://schemas.microsoft.com/office/drawing/2016/5/14/chartex" xmlns:mc="http://schemas.openxmlformats.org/markup-compatibility/2006" xmlns:aink="http://schemas.microsoft.com/office/drawing/2016/ink" xmlns:am3d="http://schemas.microsoft.com/office/drawing/2017/model3d" xmlns:o="urn:schemas-microsoft-com:office:office" xmlns:r="http://schemas.openxmlformats.org/officeDocument/2006/relationships" xmlns:m="http://schemas.openxmlformats.org/officeDocument/2006/math" xmlns:v="urn:schemas-microsoft-com:vml" xmlns:wp14="http://schemas.microsoft.com/office/word/2010/wordprocessingDrawing" xmlns:wp="http://schemas.openxmlformats.org/drawingml/2006/wordprocessingDrawing" xmlns:w10="urn:schemas-microsoft-com:office:word" xmlns:w="http://schemas.openxmlformats.org/wordprocessingml/2006/main" xmlns:w14="http://schemas.microsoft.com/office/word/2010/wordml" xmlns:w15="http://schemas.microsoft.com/office/word/2012/wordml" xmlns:w16cid="http://schemas.microsoft.com/office/word/2016/wordml/cid" xmlns:w16se="http://schemas.microsoft.com/office/word/2015/wordml/symex" xmlns:wpg="http://schemas.microsoft.com/office/word/2010/wordprocessingGroup" xmlns:wpi="http://schemas.microsoft.com/office/word/2010/wordprocessingInk" xmlns:wne="http://schemas.microsoft.com/office/word/2006/wordml" xmlns:wps="http://schemas.microsoft.com/office/word/2010/wordprocessingShape" mc:Ignorable="w14 w15 w16se w16cid wp14">
   <w:numPicBullet w:numPicBulletId="0">
     <w:pict>
       <v:shapetype id="_x0000_t75" coordsize="21600,21600" o:spt="75" o:preferrelative="t" path="m@4@5l@4@11@9@11@9@5xe" filled="f" stroked="f">
@@ -4817,7 +3448,7 @@
         <v:path o:extrusionok="f" gradientshapeok="t" o:connecttype="rect"/>
         <o:lock v:ext="edit" aspectratio="t"/>
       </v:shapetype>
-      <v:shape id="_x0000_i1039" type="#_x0000_t75" style="width:11.25pt;height:11.25pt" o:bullet="t">
+      <v:shape id="_x0000_i1035" type="#_x0000_t75" style="width:11.2pt;height:11.2pt" o:bullet="t">
         <v:imagedata r:id="rId1" o:title="msoB3E5"/>
       </v:shape>
     </w:pict>
@@ -5436,7 +4067,7 @@
 </file>
 
 <file path=word/styles.xml><?xml version="1.0" encoding="utf-8"?>
-<w:styles xmlns:mc="http://schemas.openxmlformats.org/markup-compatibility/2006" xmlns:r="http://schemas.openxmlformats.org/officeDocument/2006/relationships" xmlns:w="http://schemas.openxmlformats.org/wordprocessingml/2006/main" xmlns:w14="http://schemas.microsoft.com/office/word/2010/wordml" xmlns:w15="http://schemas.microsoft.com/office/word/2012/wordml" xmlns:w16se="http://schemas.microsoft.com/office/word/2015/wordml/symex" mc:Ignorable="w14 w15 w16se">
+<w:styles xmlns:mc="http://schemas.openxmlformats.org/markup-compatibility/2006" xmlns:r="http://schemas.openxmlformats.org/officeDocument/2006/relationships" xmlns:w="http://schemas.openxmlformats.org/wordprocessingml/2006/main" xmlns:w14="http://schemas.microsoft.com/office/word/2010/wordml" xmlns:w15="http://schemas.microsoft.com/office/word/2012/wordml" xmlns:w16cid="http://schemas.microsoft.com/office/word/2016/wordml/cid" xmlns:w16se="http://schemas.microsoft.com/office/word/2015/wordml/symex" mc:Ignorable="w14 w15 w16se w16cid">
   <w:docDefaults>
     <w:rPrDefault>
       <w:rPr>
@@ -5453,7 +4084,7 @@
       </w:pPr>
     </w:pPrDefault>
   </w:docDefaults>
-  <w:latentStyles w:defLockedState="0" w:defUIPriority="99" w:defSemiHidden="0" w:defUnhideWhenUsed="0" w:defQFormat="0" w:count="371">
+  <w:latentStyles w:defLockedState="0" w:defUIPriority="99" w:defSemiHidden="0" w:defUnhideWhenUsed="0" w:defQFormat="0" w:count="376">
     <w:lsdException w:name="Normal" w:uiPriority="0" w:qFormat="1"/>
     <w:lsdException w:name="heading 1" w:uiPriority="9" w:qFormat="1"/>
     <w:lsdException w:name="heading 2" w:semiHidden="1" w:uiPriority="9" w:unhideWhenUsed="1" w:qFormat="1"/>
@@ -5559,7 +4190,6 @@
     <w:lsdException w:name="HTML Sample" w:semiHidden="1" w:unhideWhenUsed="1"/>
     <w:lsdException w:name="HTML Typewriter" w:semiHidden="1" w:unhideWhenUsed="1"/>
     <w:lsdException w:name="HTML Variable" w:semiHidden="1" w:unhideWhenUsed="1"/>
-    <w:lsdException w:name="Normal Table" w:semiHidden="1" w:unhideWhenUsed="1"/>
     <w:lsdException w:name="annotation subject" w:semiHidden="1" w:unhideWhenUsed="1"/>
     <w:lsdException w:name="No List" w:semiHidden="1" w:unhideWhenUsed="1"/>
     <w:lsdException w:name="Outline List 1" w:semiHidden="1" w:unhideWhenUsed="1"/>
@@ -5602,11 +4232,8 @@
     <w:lsdException w:name="Table Contemporary" w:semiHidden="1" w:unhideWhenUsed="1"/>
     <w:lsdException w:name="Table Elegant" w:semiHidden="1" w:unhideWhenUsed="1"/>
     <w:lsdException w:name="Table Professional" w:semiHidden="1" w:unhideWhenUsed="1"/>
-    <w:lsdException w:name="Table Subtle 1" w:semiHidden="1" w:unhideWhenUsed="1"/>
     <w:lsdException w:name="Table Subtle 2" w:semiHidden="1" w:unhideWhenUsed="1"/>
     <w:lsdException w:name="Table Web 1" w:semiHidden="1" w:unhideWhenUsed="1"/>
-    <w:lsdException w:name="Table Web 2" w:semiHidden="1" w:unhideWhenUsed="1"/>
-    <w:lsdException w:name="Table Web 3" w:semiHidden="1" w:unhideWhenUsed="1"/>
     <w:lsdException w:name="Balloon Text" w:semiHidden="1" w:unhideWhenUsed="1"/>
     <w:lsdException w:name="Table Grid" w:uiPriority="59"/>
     <w:lsdException w:name="Table Theme" w:semiHidden="1" w:unhideWhenUsed="1"/>
@@ -5825,6 +4452,11 @@
     <w:lsdException w:name="List Table 5 Dark Accent 6" w:uiPriority="50"/>
     <w:lsdException w:name="List Table 6 Colorful Accent 6" w:uiPriority="51"/>
     <w:lsdException w:name="List Table 7 Colorful Accent 6" w:uiPriority="52"/>
+    <w:lsdException w:name="Mention" w:semiHidden="1" w:unhideWhenUsed="1"/>
+    <w:lsdException w:name="Smart Hyperlink" w:semiHidden="1" w:unhideWhenUsed="1"/>
+    <w:lsdException w:name="Hashtag" w:semiHidden="1" w:unhideWhenUsed="1"/>
+    <w:lsdException w:name="Unresolved Mention" w:semiHidden="1" w:unhideWhenUsed="1"/>
+    <w:lsdException w:name="Smart Link" w:semiHidden="1" w:unhideWhenUsed="1"/>
   </w:latentStyles>
   <w:style w:type="paragraph" w:default="1" w:styleId="Normal">
     <w:name w:val="Normal"/>
